--- a/dokumen/JAIC_Multi-Scenario_Security_Evaluation_RSA-PSS_QR_Code_v2_n26.docx
+++ b/dokumen/JAIC_Multi-Scenario_Security_Evaluation_RSA-PSS_QR_Code_v2_n26.docx
@@ -15019,7 +15019,7 @@
         <w:jc w:val="both"/>
       </w:pPr>
       <w:r>
-        <w:t xml:space="preserve">Every figure in this paper can be recomputed from archived material. The software, the measurement harness and the complete datasets are deposited in a single Zenodo record under the MIT licence, citable through the concept DOI 10.5281/zenodo.21271011, which always resolves to the most recent version [48]. The deposit contains the calibrated simulation dataset of 350,000 operations exported from the test database and verified identical to its source across 461,950 values; the empirical measurement package of 66,500 operations reported in Section III.F, comprising the raw JSON output, three derived CSV summaries and a SHA-256 manifest; and the external HTTP load measurements of Section III.G. The two harnesses are included as runnable scripts, and the empirical campaign is deterministic: re-executing it with the recorded seed on the same revision reproduces the reported counts exactly. Only the timing statistics vary between runs, since they are measured against wall-clock time.</w:t>
+        <w:t xml:space="preserve">Every figure in this paper can be recomputed from archived material. The software, the measurement harness and the complete datasets are deposited in a single Zenodo record under the MIT licence, citable through the concept DOI 10.5281/zenodo.21271011, which always resolves to the most recent version. The exact release underlying this paper is version 1.3.0, DOI 10.5281/zenodo.22291896 [48]; readers reproducing these results should cite the version DOI rather than the concept DOI, because the concept DOI will move as later versions are deposited. The deposit contains the calibrated simulation dataset of 350,000 operations exported from the test database and verified identical to its source across 461,950 values; the empirical measurement package of 66,500 operations reported in Section III.F, comprising the raw JSON output, three derived CSV summaries and a SHA-256 manifest; and the external HTTP load measurements of Section III.G. The two harnesses are included as runnable scripts, and the empirical campaign is deterministic: re-executing it with the recorded seed on the same revision reproduces the reported counts exactly. Only the timing statistics vary between runs, since they are measured against wall-clock time.</w:t>
       </w:r>
     </w:p>
     <w:p>
@@ -16745,7 +16745,7 @@
           <w:sz w:val="16"/>
           <w:szCs w:val="16"/>
         </w:rPr>
-        <w:t xml:space="preserve">[48]A. A. Slameto, Y. Sutanto, and H. Kurniawan, “QR Code Security System RSA-PSS: software, measurement harnesses and evaluation datasets,” Zenodo, 2026. DOI: https://doi.org/10.5281/zenodo.21271011</w:t>
+        <w:t xml:space="preserve">[48]A. A. Slameto, Y. Sutanto, and H. Kurniawan, “QR Code Security System RSA-PSS: software, measurement harnesses and evaluation datasets,” version 1.3.0, Zenodo, 4 Sep. 2026. DOI: https://doi.org/10.5281/zenodo.22291896</w:t>
       </w:r>
     </w:p>
     <w:sectPr>

--- a/dokumen/JAIC_Multi-Scenario_Security_Evaluation_RSA-PSS_QR_Code_v2_n26.docx
+++ b/dokumen/JAIC_Multi-Scenario_Security_Evaluation_RSA-PSS_QR_Code_v2_n26.docx
@@ -15019,7 +15019,7 @@
         <w:jc w:val="both"/>
       </w:pPr>
       <w:r>
-        <w:t xml:space="preserve">Every figure in this paper can be recomputed from archived material. The software, the measurement harness and the complete datasets are deposited in a single Zenodo record under the MIT licence, citable through the concept DOI 10.5281/zenodo.21271011, which always resolves to the most recent version. The exact release underlying this paper is version 1.3.0, DOI 10.5281/zenodo.22291896 [48]; readers reproducing these results should cite the version DOI rather than the concept DOI, because the concept DOI will move as later versions are deposited. The deposit contains the calibrated simulation dataset of 350,000 operations exported from the test database and verified identical to its source across 461,950 values; the empirical measurement package of 66,500 operations reported in Section III.F, comprising the raw JSON output, three derived CSV summaries and a SHA-256 manifest; and the external HTTP load measurements of Section III.G. The two harnesses are included as runnable scripts, and the empirical campaign is deterministic: re-executing it with the recorded seed on the same revision reproduces the reported counts exactly. Only the timing statistics vary between runs, since they are measured against wall-clock time.</w:t>
+        <w:t xml:space="preserve">Every figure in this paper can be recomputed from archived material. The software, the measurement harness and the complete datasets are deposited in a single Zenodo record under the MIT licence, citable through the concept DOI 10.5281/zenodo.21271011, which always resolves to the most recent version. The exact release underlying this paper is version 1.3.1, DOI 10.5281/zenodo.22292443 [48]; readers reproducing these results should cite the version DOI rather than the concept DOI, because the concept DOI will move as later versions are deposited. The deposit contains the calibrated simulation dataset of 350,000 operations exported from the test database and verified identical to its source across 461,950 values; the empirical measurement package of 66,500 operations reported in Section III.F, comprising the raw JSON output, three derived CSV summaries and a SHA-256 manifest; and the external HTTP load measurements of Section III.G. The two harnesses are included as runnable scripts, and the empirical campaign is deterministic: re-executing it with the recorded seed on the same revision reproduces the reported counts exactly. Only the timing statistics vary between runs, since they are measured against wall-clock time.</w:t>
       </w:r>
     </w:p>
     <w:p>
@@ -16745,7 +16745,7 @@
           <w:sz w:val="16"/>
           <w:szCs w:val="16"/>
         </w:rPr>
-        <w:t xml:space="preserve">[48]A. A. Slameto, Y. Sutanto, and H. Kurniawan, “QR Code Security System RSA-PSS: software, measurement harnesses and evaluation datasets,” version 1.3.0, Zenodo, 4 Sep. 2026. DOI: https://doi.org/10.5281/zenodo.22291896</w:t>
+        <w:t xml:space="preserve">[48]A. A. Slameto, Y. Sutanto, and H. Kurniawan, “QR Code Security System RSA-PSS: software, measurement harnesses and evaluation datasets,” version 1.3.1, Zenodo, 4 Sep. 2026. DOI: https://doi.org/10.5281/zenodo.22292443</w:t>
       </w:r>
     </w:p>
     <w:sectPr>

--- a/dokumen/JAIC_Multi-Scenario_Security_Evaluation_RSA-PSS_QR_Code_v2_n26.docx
+++ b/dokumen/JAIC_Multi-Scenario_Security_Evaluation_RSA-PSS_QR_Code_v2_n26.docx
@@ -1952,8 +1952,6 @@
     <w:tbl>
       <w:tblPr>
         <w:tblStyle w:val="a0"/>
-        <w:tblW w:w="4898" w:type="dxa"/>
-        <w:jc w:val="center"/>
         <w:tblBorders>
           <w:top w:val="single" w:sz="4" w:space="0" w:color="000000"/>
           <w:left w:val="single" w:sz="4" w:space="0" w:color="000000"/>
@@ -1962,6 +1960,8 @@
           <w:insideH w:val="single" w:sz="4" w:space="0" w:color="000000"/>
           <w:insideV w:val="single" w:sz="4" w:space="0" w:color="000000"/>
         </w:tblBorders>
+        <w:tblW w:w="4898" w:type="dxa"/>
+        <w:jc w:val="center"/>
         <w:tblLayout w:type="fixed"/>
         <w:tblCellMar>
           <w:top w:w="20" w:type="dxa"/>
@@ -1972,9 +1972,9 @@
         <w:tblLook w:val="0000" w:firstRow="0" w:lastRow="0" w:firstColumn="0" w:lastColumn="0" w:noHBand="0" w:noVBand="0"/>
       </w:tblPr>
       <w:tblGrid>
-        <w:gridCol w:w="2914"/>
-        <w:gridCol w:w="2914"/>
-        <w:gridCol w:w="2915"/>
+        <w:gridCol w:w="1632"/>
+        <w:gridCol w:w="1632"/>
+        <w:gridCol w:w="1634"/>
       </w:tblGrid>
       <w:tr>
         <w:trPr>
@@ -1984,7 +1984,7 @@
         </w:trPr>
         <w:tc>
           <w:tcPr>
-            <w:tcW w:w="2914" w:type="dxa"/>
+            <w:tcW w:w="1632" w:type="dxa"/>
             <w:vAlign w:val="center"/>
           </w:tcPr>
           <w:p>
@@ -2004,7 +2004,7 @@
         </w:tc>
         <w:tc>
           <w:tcPr>
-            <w:tcW w:w="2914" w:type="dxa"/>
+            <w:tcW w:w="1632" w:type="dxa"/>
             <w:vAlign w:val="center"/>
           </w:tcPr>
           <w:p>
@@ -2024,7 +2024,7 @@
         </w:tc>
         <w:tc>
           <w:tcPr>
-            <w:tcW w:w="2915" w:type="dxa"/>
+            <w:tcW w:w="1634" w:type="dxa"/>
             <w:vAlign w:val="center"/>
           </w:tcPr>
           <w:p>
@@ -2050,7 +2050,7 @@
         </w:trPr>
         <w:tc>
           <w:tcPr>
-            <w:tcW w:w="2914" w:type="dxa"/>
+            <w:tcW w:w="1632" w:type="dxa"/>
             <w:vAlign w:val="center"/>
           </w:tcPr>
           <w:p>
@@ -2068,7 +2068,7 @@
         </w:tc>
         <w:tc>
           <w:tcPr>
-            <w:tcW w:w="2914" w:type="dxa"/>
+            <w:tcW w:w="1632" w:type="dxa"/>
             <w:vAlign w:val="center"/>
           </w:tcPr>
           <w:p>
@@ -2087,7 +2087,7 @@
         </w:tc>
         <w:tc>
           <w:tcPr>
-            <w:tcW w:w="2915" w:type="dxa"/>
+            <w:tcW w:w="1634" w:type="dxa"/>
             <w:vAlign w:val="center"/>
           </w:tcPr>
           <w:p>
@@ -2112,7 +2112,7 @@
         </w:trPr>
         <w:tc>
           <w:tcPr>
-            <w:tcW w:w="2914" w:type="dxa"/>
+            <w:tcW w:w="1632" w:type="dxa"/>
             <w:vAlign w:val="center"/>
           </w:tcPr>
           <w:p>
@@ -2130,7 +2130,7 @@
         </w:tc>
         <w:tc>
           <w:tcPr>
-            <w:tcW w:w="2914" w:type="dxa"/>
+            <w:tcW w:w="1632" w:type="dxa"/>
             <w:vAlign w:val="center"/>
           </w:tcPr>
           <w:p>
@@ -2149,7 +2149,7 @@
         </w:tc>
         <w:tc>
           <w:tcPr>
-            <w:tcW w:w="2915" w:type="dxa"/>
+            <w:tcW w:w="1634" w:type="dxa"/>
             <w:vAlign w:val="center"/>
           </w:tcPr>
           <w:p>
@@ -2174,7 +2174,7 @@
         </w:trPr>
         <w:tc>
           <w:tcPr>
-            <w:tcW w:w="2914" w:type="dxa"/>
+            <w:tcW w:w="1632" w:type="dxa"/>
             <w:vAlign w:val="center"/>
           </w:tcPr>
           <w:p>
@@ -2192,7 +2192,7 @@
         </w:tc>
         <w:tc>
           <w:tcPr>
-            <w:tcW w:w="2914" w:type="dxa"/>
+            <w:tcW w:w="1632" w:type="dxa"/>
             <w:vAlign w:val="center"/>
           </w:tcPr>
           <w:p>
@@ -2211,7 +2211,7 @@
         </w:tc>
         <w:tc>
           <w:tcPr>
-            <w:tcW w:w="2915" w:type="dxa"/>
+            <w:tcW w:w="1634" w:type="dxa"/>
             <w:vAlign w:val="center"/>
           </w:tcPr>
           <w:p>
@@ -2236,7 +2236,7 @@
         </w:trPr>
         <w:tc>
           <w:tcPr>
-            <w:tcW w:w="2914" w:type="dxa"/>
+            <w:tcW w:w="1632" w:type="dxa"/>
             <w:vAlign w:val="center"/>
           </w:tcPr>
           <w:p>
@@ -2254,7 +2254,7 @@
         </w:tc>
         <w:tc>
           <w:tcPr>
-            <w:tcW w:w="2914" w:type="dxa"/>
+            <w:tcW w:w="1632" w:type="dxa"/>
             <w:vAlign w:val="center"/>
           </w:tcPr>
           <w:p>
@@ -2273,7 +2273,7 @@
         </w:tc>
         <w:tc>
           <w:tcPr>
-            <w:tcW w:w="2915" w:type="dxa"/>
+            <w:tcW w:w="1634" w:type="dxa"/>
             <w:vAlign w:val="center"/>
           </w:tcPr>
           <w:p>
@@ -2298,7 +2298,7 @@
         </w:trPr>
         <w:tc>
           <w:tcPr>
-            <w:tcW w:w="2914" w:type="dxa"/>
+            <w:tcW w:w="1632" w:type="dxa"/>
             <w:vAlign w:val="center"/>
           </w:tcPr>
           <w:p>
@@ -2316,7 +2316,7 @@
         </w:tc>
         <w:tc>
           <w:tcPr>
-            <w:tcW w:w="2914" w:type="dxa"/>
+            <w:tcW w:w="1632" w:type="dxa"/>
             <w:vAlign w:val="center"/>
           </w:tcPr>
           <w:p>
@@ -2335,7 +2335,7 @@
         </w:tc>
         <w:tc>
           <w:tcPr>
-            <w:tcW w:w="2915" w:type="dxa"/>
+            <w:tcW w:w="1634" w:type="dxa"/>
             <w:vAlign w:val="center"/>
           </w:tcPr>
           <w:p>
@@ -2360,7 +2360,7 @@
         </w:trPr>
         <w:tc>
           <w:tcPr>
-            <w:tcW w:w="2914" w:type="dxa"/>
+            <w:tcW w:w="1632" w:type="dxa"/>
             <w:vAlign w:val="center"/>
           </w:tcPr>
           <w:p>
@@ -2378,7 +2378,7 @@
         </w:tc>
         <w:tc>
           <w:tcPr>
-            <w:tcW w:w="2914" w:type="dxa"/>
+            <w:tcW w:w="1632" w:type="dxa"/>
             <w:vAlign w:val="center"/>
           </w:tcPr>
           <w:p>
@@ -2397,7 +2397,7 @@
         </w:tc>
         <w:tc>
           <w:tcPr>
-            <w:tcW w:w="2915" w:type="dxa"/>
+            <w:tcW w:w="1634" w:type="dxa"/>
             <w:vAlign w:val="center"/>
           </w:tcPr>
           <w:p>
@@ -7575,21 +7575,1801 @@
     <w:tbl>
       <w:tblPr>
         <w:tblStyle w:val="a"/>
+        <w:tblBorders>
+          <w:top w:val="single" w:sz="4" w:space="0" w:color="000000"/>
+          <w:left w:val="single" w:sz="4" w:space="0" w:color="000000"/>
+          <w:bottom w:val="single" w:sz="4" w:space="0" w:color="000000"/>
+          <w:right w:val="single" w:sz="4" w:space="0" w:color="000000"/>
+          <w:insideH w:val="single" w:sz="4" w:space="0" w:color="000000"/>
+          <w:insideV w:val="single" w:sz="4" w:space="0" w:color="000000"/>
+        </w:tblBorders>
+        <w:tblW w:w="4898" w:type="dxa"/>
+        <w:tblInd w:w="-108" w:type="dxa"/>
+        <w:tblLayout w:type="fixed"/>
+        <w:tblLook w:val="0400" w:firstRow="0" w:lastRow="0" w:firstColumn="0" w:lastColumn="0" w:noHBand="0" w:noVBand="1"/>
+      </w:tblPr>
+      <w:tblGrid>
+        <w:gridCol w:w="1224"/>
+        <w:gridCol w:w="1224"/>
+        <w:gridCol w:w="1224"/>
+        <w:gridCol w:w="1226"/>
+      </w:tblGrid>
+      <w:tr>
+        <w:tc>
+          <w:tcPr>
+            <w:tcW w:w="1224" w:type="dxa"/>
+            <w:tcBorders>
+              <w:top w:val="single" w:sz="4" w:space="0" w:color="000000"/>
+              <w:left w:val="nil"/>
+              <w:bottom w:val="single" w:sz="4" w:space="0" w:color="000000"/>
+              <w:right w:val="nil"/>
+            </w:tcBorders>
+          </w:tcPr>
+          <w:p>
+            <w:pPr>
+              <w:spacing w:before="60"/>
+              <w:jc w:val="both"/>
+            </w:pPr>
+            <w:r>
+              <w:rPr>
+                <w:b/>
+              </w:rPr>
+              <w:t xml:space="preserve">Scenario</w:t>
+            </w:r>
+          </w:p>
+        </w:tc>
+        <w:tc>
+          <w:tcPr>
+            <w:tcW w:w="1224" w:type="dxa"/>
+            <w:tcBorders>
+              <w:top w:val="single" w:sz="4" w:space="0" w:color="000000"/>
+              <w:left w:val="nil"/>
+              <w:bottom w:val="nil"/>
+              <w:right w:val="nil"/>
+            </w:tcBorders>
+          </w:tcPr>
+          <w:p>
+            <w:r>
+              <w:t xml:space="preserve">Operations</w:t>
+            </w:r>
+          </w:p>
+        </w:tc>
+        <w:tc>
+          <w:tcPr>
+            <w:tcW w:w="1224" w:type="dxa"/>
+            <w:tcBorders>
+              <w:top w:val="single" w:sz="4" w:space="0" w:color="000000"/>
+              <w:left w:val="nil"/>
+              <w:bottom w:val="single" w:sz="4" w:space="0" w:color="auto"/>
+              <w:right w:val="nil"/>
+            </w:tcBorders>
+          </w:tcPr>
+          <w:p>
+            <w:pPr>
+              <w:spacing w:before="60"/>
+              <w:jc w:val="both"/>
+            </w:pPr>
+            <w:r>
+              <w:rPr>
+                <w:b/>
+              </w:rPr>
+              <w:t xml:space="preserve">Detected / rejected</w:t>
+            </w:r>
+          </w:p>
+        </w:tc>
+        <w:tc>
+          <w:tcPr>
+            <w:tcW w:w="1226" w:type="dxa"/>
+            <w:tcBorders>
+              <w:top w:val="single" w:sz="4" w:space="0" w:color="000000"/>
+              <w:left w:val="nil"/>
+              <w:bottom w:val="single" w:sz="4" w:space="0" w:color="auto"/>
+              <w:right w:val="nil"/>
+            </w:tcBorders>
+          </w:tcPr>
+          <w:p>
+            <w:pPr>
+              <w:spacing w:before="60"/>
+              <w:jc w:val="both"/>
+            </w:pPr>
+            <w:r>
+              <w:rPr>
+                <w:b/>
+              </w:rPr>
+              <w:t xml:space="preserve">Rate</w:t>
+            </w:r>
+          </w:p>
+        </w:tc>
+      </w:tr>
+      <w:tr>
+        <w:tc>
+          <w:tcPr>
+            <w:tcW w:w="1224" w:type="dxa"/>
+            <w:tcBorders>
+              <w:top w:val="single" w:sz="4" w:space="0" w:color="000000"/>
+              <w:left w:val="nil"/>
+              <w:bottom w:val="single" w:sz="4" w:space="0" w:color="000000"/>
+              <w:right w:val="nil"/>
+            </w:tcBorders>
+          </w:tcPr>
+          <w:p>
+            <w:pPr>
+              <w:spacing w:before="60"/>
+              <w:jc w:val="both"/>
+            </w:pPr>
+            <w:r>
+              <w:rPr>
+                <w:b/>
+                <w:i/>
+                <w:sz w:val="18"/>
+                <w:szCs w:val="18"/>
+              </w:rPr>
+              <w:t xml:space="preserve">Data tampering, 7 subtypes</w:t>
+            </w:r>
+          </w:p>
+        </w:tc>
+        <w:tc>
+          <w:tcPr>
+            <w:tcW w:w="1224" w:type="dxa"/>
+            <w:tcBorders>
+              <w:top w:val="nil"/>
+              <w:left w:val="nil"/>
+              <w:bottom w:val="nil"/>
+              <w:right w:val="nil"/>
+            </w:tcBorders>
+          </w:tcPr>
+          <w:p>
+            <w:r>
+              <w:t xml:space="preserve">50,000</w:t>
+            </w:r>
+          </w:p>
+        </w:tc>
+        <w:tc>
+          <w:tcPr>
+            <w:tcW w:w="1224" w:type="dxa"/>
+            <w:tcBorders>
+              <w:top w:val="single" w:sz="4" w:space="0" w:color="auto"/>
+              <w:left w:val="nil"/>
+              <w:right w:val="nil"/>
+            </w:tcBorders>
+          </w:tcPr>
+          <w:p>
+            <w:pPr>
+              <w:spacing w:before="60"/>
+              <w:jc w:val="both"/>
+            </w:pPr>
+            <w:r>
+              <w:rPr>
+                <w:sz w:val="18"/>
+                <w:szCs w:val="18"/>
+              </w:rPr>
+              <w:t xml:space="preserve">50,000</w:t>
+            </w:r>
+          </w:p>
+        </w:tc>
+        <w:tc>
+          <w:tcPr>
+            <w:tcW w:w="1226" w:type="dxa"/>
+            <w:tcBorders>
+              <w:top w:val="single" w:sz="4" w:space="0" w:color="auto"/>
+              <w:left w:val="nil"/>
+              <w:right w:val="nil"/>
+            </w:tcBorders>
+          </w:tcPr>
+          <w:p>
+            <w:pPr>
+              <w:spacing w:before="60"/>
+              <w:jc w:val="both"/>
+            </w:pPr>
+            <w:r>
+              <w:rPr>
+                <w:sz w:val="18"/>
+                <w:szCs w:val="18"/>
+              </w:rPr>
+              <w:t xml:space="preserve">100%</w:t>
+            </w:r>
+          </w:p>
+        </w:tc>
+      </w:tr>
+      <w:tr>
+        <w:tc>
+          <w:tcPr>
+            <w:tcW w:w="1224" w:type="dxa"/>
+            <w:tcBorders>
+              <w:top w:val="single" w:sz="4" w:space="0" w:color="000000"/>
+              <w:left w:val="nil"/>
+              <w:bottom w:val="single" w:sz="4" w:space="0" w:color="000000"/>
+              <w:right w:val="nil"/>
+            </w:tcBorders>
+          </w:tcPr>
+          <w:p>
+            <w:pPr>
+              <w:spacing w:before="60"/>
+              <w:jc w:val="both"/>
+            </w:pPr>
+            <w:r>
+              <w:rPr>
+                <w:b/>
+                <w:i/>
+                <w:sz w:val="18"/>
+                <w:szCs w:val="18"/>
+              </w:rPr>
+              <w:t xml:space="preserve">Replay, 1,500 payloads x 3 verifications</w:t>
+            </w:r>
+          </w:p>
+        </w:tc>
+        <w:tc>
+          <w:tcPr>
+            <w:tcW w:w="1224" w:type="dxa"/>
+            <w:tcBorders>
+              <w:top w:val="nil"/>
+              <w:left w:val="nil"/>
+              <w:bottom w:val="nil"/>
+              <w:right w:val="nil"/>
+            </w:tcBorders>
+          </w:tcPr>
+          <w:p>
+            <w:r>
+              <w:t xml:space="preserve">4,500</w:t>
+            </w:r>
+          </w:p>
+        </w:tc>
+        <w:tc>
+          <w:tcPr>
+            <w:tcW w:w="1224" w:type="dxa"/>
+            <w:tcBorders>
+              <w:top w:val="single" w:sz="4" w:space="0" w:color="auto"/>
+              <w:left w:val="nil"/>
+              <w:right w:val="nil"/>
+            </w:tcBorders>
+          </w:tcPr>
+          <w:p>
+            <w:pPr>
+              <w:spacing w:before="60"/>
+              <w:jc w:val="both"/>
+            </w:pPr>
+            <w:r>
+              <w:rPr>
+                <w:sz w:val="18"/>
+                <w:szCs w:val="18"/>
+              </w:rPr>
+              <w:t xml:space="preserve">3,000 of 3,000 replays</w:t>
+            </w:r>
+          </w:p>
+        </w:tc>
+        <w:tc>
+          <w:tcPr>
+            <w:tcW w:w="1226" w:type="dxa"/>
+            <w:tcBorders>
+              <w:top w:val="single" w:sz="4" w:space="0" w:color="auto"/>
+              <w:left w:val="nil"/>
+              <w:right w:val="nil"/>
+            </w:tcBorders>
+          </w:tcPr>
+          <w:p>
+            <w:pPr>
+              <w:spacing w:before="60"/>
+              <w:jc w:val="both"/>
+            </w:pPr>
+            <w:r>
+              <w:rPr>
+                <w:sz w:val="18"/>
+                <w:szCs w:val="18"/>
+              </w:rPr>
+              <w:t xml:space="preserve">100%</w:t>
+            </w:r>
+          </w:p>
+        </w:tc>
+      </w:tr>
+      <w:tr>
+        <w:tc>
+          <w:tcPr>
+            <w:tcW w:w="1224" w:type="dxa"/>
+            <w:tcBorders>
+              <w:top w:val="single" w:sz="4" w:space="0" w:color="000000"/>
+              <w:left w:val="nil"/>
+              <w:bottom w:val="single" w:sz="4" w:space="0" w:color="000000"/>
+              <w:right w:val="nil"/>
+            </w:tcBorders>
+          </w:tcPr>
+          <w:p>
+            <w:pPr>
+              <w:spacing w:before="60"/>
+              <w:jc w:val="both"/>
+            </w:pPr>
+            <w:r>
+              <w:rPr>
+                <w:b/>
+                <w:i/>
+                <w:sz w:val="18"/>
+                <w:szCs w:val="18"/>
+              </w:rPr>
+              <w:t xml:space="preserve">Validity window, expired cases</w:t>
+            </w:r>
+          </w:p>
+        </w:tc>
+        <w:tc>
+          <w:tcPr>
+            <w:tcW w:w="1224" w:type="dxa"/>
+            <w:tcBorders>
+              <w:top w:val="nil"/>
+              <w:left w:val="nil"/>
+              <w:bottom w:val="nil"/>
+              <w:right w:val="nil"/>
+            </w:tcBorders>
+          </w:tcPr>
+          <w:p>
+            <w:r>
+              <w:t xml:space="preserve">2,451</w:t>
+            </w:r>
+          </w:p>
+        </w:tc>
+        <w:tc>
+          <w:tcPr>
+            <w:tcW w:w="1224" w:type="dxa"/>
+            <w:tcBorders>
+              <w:top w:val="single" w:sz="4" w:space="0" w:color="auto"/>
+              <w:left w:val="nil"/>
+              <w:right w:val="nil"/>
+            </w:tcBorders>
+          </w:tcPr>
+          <w:p>
+            <w:pPr>
+              <w:spacing w:before="60"/>
+              <w:jc w:val="both"/>
+            </w:pPr>
+            <w:r>
+              <w:rPr>
+                <w:sz w:val="18"/>
+                <w:szCs w:val="18"/>
+              </w:rPr>
+              <w:t xml:space="preserve">2,451</w:t>
+            </w:r>
+          </w:p>
+        </w:tc>
+        <w:tc>
+          <w:tcPr>
+            <w:tcW w:w="1226" w:type="dxa"/>
+            <w:tcBorders>
+              <w:top w:val="single" w:sz="4" w:space="0" w:color="auto"/>
+              <w:left w:val="nil"/>
+              <w:right w:val="nil"/>
+            </w:tcBorders>
+          </w:tcPr>
+          <w:p>
+            <w:pPr>
+              <w:spacing w:before="60"/>
+              <w:jc w:val="both"/>
+            </w:pPr>
+            <w:r>
+              <w:rPr>
+                <w:sz w:val="18"/>
+                <w:szCs w:val="18"/>
+              </w:rPr>
+              <w:t xml:space="preserve">100%</w:t>
+            </w:r>
+          </w:p>
+        </w:tc>
+      </w:tr>
+      <w:tr>
+        <w:tc>
+          <w:tcPr>
+            <w:tcW w:w="1224" w:type="dxa"/>
+            <w:tcBorders>
+              <w:top w:val="single" w:sz="4" w:space="0" w:color="000000"/>
+              <w:left w:val="nil"/>
+              <w:bottom w:val="single" w:sz="4" w:space="0" w:color="000000"/>
+              <w:right w:val="nil"/>
+            </w:tcBorders>
+          </w:tcPr>
+          <w:p>
+            <w:pPr>
+              <w:spacing w:before="60"/>
+              <w:jc w:val="both"/>
+            </w:pPr>
+            <w:r>
+              <w:rPr>
+                <w:b/>
+                <w:i/>
+                <w:sz w:val="18"/>
+                <w:szCs w:val="18"/>
+              </w:rPr>
+              <w:t xml:space="preserve">Negative control — unexpired payloads</w:t>
+            </w:r>
+          </w:p>
+        </w:tc>
+        <w:tc>
+          <w:tcPr>
+            <w:tcW w:w="1224" w:type="dxa"/>
+            <w:tcBorders>
+              <w:top w:val="nil"/>
+              <w:left w:val="nil"/>
+              <w:bottom w:val="nil"/>
+              <w:right w:val="nil"/>
+            </w:tcBorders>
+          </w:tcPr>
+          <w:p>
+            <w:r>
+              <w:t xml:space="preserve">2,549</w:t>
+            </w:r>
+          </w:p>
+        </w:tc>
+        <w:tc>
+          <w:tcPr>
+            <w:tcW w:w="1224" w:type="dxa"/>
+            <w:tcBorders>
+              <w:top w:val="single" w:sz="4" w:space="0" w:color="auto"/>
+              <w:left w:val="nil"/>
+              <w:right w:val="nil"/>
+            </w:tcBorders>
+          </w:tcPr>
+          <w:p>
+            <w:pPr>
+              <w:spacing w:before="60"/>
+              <w:jc w:val="both"/>
+            </w:pPr>
+            <w:r>
+              <w:rPr>
+                <w:sz w:val="18"/>
+                <w:szCs w:val="18"/>
+              </w:rPr>
+              <w:t xml:space="preserve">0 wrongly rejected</w:t>
+            </w:r>
+          </w:p>
+        </w:tc>
+        <w:tc>
+          <w:tcPr>
+            <w:tcW w:w="1226" w:type="dxa"/>
+            <w:tcBorders>
+              <w:top w:val="single" w:sz="4" w:space="0" w:color="auto"/>
+              <w:left w:val="nil"/>
+              <w:right w:val="nil"/>
+            </w:tcBorders>
+          </w:tcPr>
+          <w:p>
+            <w:pPr>
+              <w:spacing w:before="60"/>
+              <w:jc w:val="both"/>
+            </w:pPr>
+            <w:r>
+              <w:rPr>
+                <w:sz w:val="18"/>
+                <w:szCs w:val="18"/>
+              </w:rPr>
+              <w:t xml:space="preserve">0% FPR</w:t>
+            </w:r>
+          </w:p>
+        </w:tc>
+      </w:tr>
+      <w:tr>
+        <w:tc>
+          <w:tcPr>
+            <w:tcW w:w="1224" w:type="dxa"/>
+            <w:tcBorders>
+              <w:top w:val="single" w:sz="4" w:space="0" w:color="000000"/>
+              <w:left w:val="nil"/>
+              <w:bottom w:val="single" w:sz="4" w:space="0" w:color="000000"/>
+              <w:right w:val="nil"/>
+            </w:tcBorders>
+          </w:tcPr>
+          <w:p>
+            <w:pPr>
+              <w:spacing w:before="60"/>
+              <w:jc w:val="both"/>
+            </w:pPr>
+            <w:r>
+              <w:rPr>
+                <w:b/>
+                <w:i/>
+                <w:sz w:val="18"/>
+                <w:szCs w:val="18"/>
+              </w:rPr>
+              <w:t xml:space="preserve">Negative control — unmodified payloads</w:t>
+            </w:r>
+          </w:p>
+        </w:tc>
+        <w:tc>
+          <w:tcPr>
+            <w:tcW w:w="1224" w:type="dxa"/>
+            <w:tcBorders>
+              <w:top w:val="nil"/>
+              <w:left w:val="nil"/>
+              <w:bottom w:val="nil"/>
+              <w:right w:val="nil"/>
+            </w:tcBorders>
+          </w:tcPr>
+          <w:p>
+            <w:r>
+              <w:t xml:space="preserve">2,500</w:t>
+            </w:r>
+          </w:p>
+        </w:tc>
+        <w:tc>
+          <w:tcPr>
+            <w:tcW w:w="1224" w:type="dxa"/>
+            <w:tcBorders>
+              <w:top w:val="single" w:sz="4" w:space="0" w:color="auto"/>
+              <w:left w:val="nil"/>
+              <w:right w:val="nil"/>
+            </w:tcBorders>
+          </w:tcPr>
+          <w:p>
+            <w:pPr>
+              <w:spacing w:before="60"/>
+              <w:jc w:val="both"/>
+            </w:pPr>
+            <w:r>
+              <w:rPr>
+                <w:sz w:val="18"/>
+                <w:szCs w:val="18"/>
+              </w:rPr>
+              <w:t xml:space="preserve">0 wrongly rejected</w:t>
+            </w:r>
+          </w:p>
+        </w:tc>
+        <w:tc>
+          <w:tcPr>
+            <w:tcW w:w="1226" w:type="dxa"/>
+            <w:tcBorders>
+              <w:top w:val="single" w:sz="4" w:space="0" w:color="auto"/>
+              <w:left w:val="nil"/>
+              <w:right w:val="nil"/>
+            </w:tcBorders>
+          </w:tcPr>
+          <w:p>
+            <w:pPr>
+              <w:spacing w:before="60"/>
+              <w:jc w:val="both"/>
+            </w:pPr>
+            <w:r>
+              <w:rPr>
+                <w:sz w:val="18"/>
+                <w:szCs w:val="18"/>
+              </w:rPr>
+              <w:t xml:space="preserve">0% FPR</w:t>
+            </w:r>
+          </w:p>
+        </w:tc>
+      </w:tr>
+      <w:tr>
+        <w:tc>
+          <w:tcPr>
+            <w:tcW w:w="1224" w:type="dxa"/>
+            <w:tcBorders>
+              <w:top w:val="single" w:sz="4" w:space="0" w:color="000000"/>
+              <w:left w:val="nil"/>
+              <w:bottom w:val="single" w:sz="4" w:space="0" w:color="000000"/>
+              <w:right w:val="nil"/>
+            </w:tcBorders>
+          </w:tcPr>
+          <w:p>
+            <w:pPr>
+              <w:spacing w:before="60"/>
+              <w:jc w:val="both"/>
+            </w:pPr>
+            <w:r>
+              <w:rPr>
+                <w:b/>
+                <w:i/>
+                <w:sz w:val="18"/>
+                <w:szCs w:val="18"/>
+              </w:rPr>
+              <w:t xml:space="preserve">Negative control — genuinely signed payloads</w:t>
+            </w:r>
+          </w:p>
+        </w:tc>
+        <w:tc>
+          <w:tcPr>
+            <w:tcW w:w="1224" w:type="dxa"/>
+            <w:tcBorders>
+              <w:top w:val="nil"/>
+              <w:left w:val="nil"/>
+              <w:bottom w:val="nil"/>
+              <w:right w:val="nil"/>
+            </w:tcBorders>
+          </w:tcPr>
+          <w:p>
+            <w:r>
+              <w:t xml:space="preserve">500</w:t>
+            </w:r>
+          </w:p>
+        </w:tc>
+        <w:tc>
+          <w:tcPr>
+            <w:tcW w:w="1224" w:type="dxa"/>
+            <w:tcBorders>
+              <w:top w:val="single" w:sz="4" w:space="0" w:color="auto"/>
+              <w:left w:val="nil"/>
+              <w:right w:val="nil"/>
+            </w:tcBorders>
+          </w:tcPr>
+          <w:p>
+            <w:pPr>
+              <w:spacing w:before="60"/>
+              <w:jc w:val="both"/>
+            </w:pPr>
+            <w:r>
+              <w:rPr>
+                <w:sz w:val="18"/>
+                <w:szCs w:val="18"/>
+              </w:rPr>
+              <w:t xml:space="preserve">0 wrongly rejected</w:t>
+            </w:r>
+          </w:p>
+        </w:tc>
+        <w:tc>
+          <w:tcPr>
+            <w:tcW w:w="1226" w:type="dxa"/>
+            <w:tcBorders>
+              <w:top w:val="single" w:sz="4" w:space="0" w:color="auto"/>
+              <w:left w:val="nil"/>
+              <w:right w:val="nil"/>
+            </w:tcBorders>
+          </w:tcPr>
+          <w:p>
+            <w:pPr>
+              <w:spacing w:before="60"/>
+              <w:jc w:val="both"/>
+            </w:pPr>
+            <w:r>
+              <w:rPr>
+                <w:sz w:val="18"/>
+                <w:szCs w:val="18"/>
+              </w:rPr>
+              <w:t xml:space="preserve">0% FPR</w:t>
+            </w:r>
+          </w:p>
+        </w:tc>
+      </w:tr>
+      <w:tr>
+        <w:tc>
+          <w:tcPr>
+            <w:tcW w:w="1224" w:type="dxa"/>
+            <w:tcBorders>
+              <w:top w:val="single" w:sz="4" w:space="0" w:color="000000"/>
+              <w:left w:val="nil"/>
+              <w:bottom w:val="single" w:sz="4" w:space="0" w:color="000000"/>
+              <w:right w:val="nil"/>
+            </w:tcBorders>
+          </w:tcPr>
+          <w:p>
+            <w:pPr>
+              <w:spacing w:before="60"/>
+              <w:jc w:val="both"/>
+            </w:pPr>
+            <w:r>
+              <w:rPr>
+                <w:b/>
+                <w:i/>
+                <w:sz w:val="18"/>
+                <w:szCs w:val="18"/>
+              </w:rPr>
+              <w:t xml:space="preserve">Signature forgery, 4 types</w:t>
+            </w:r>
+          </w:p>
+        </w:tc>
+        <w:tc>
+          <w:tcPr>
+            <w:tcW w:w="1224" w:type="dxa"/>
+            <w:tcBorders>
+              <w:top w:val="nil"/>
+              <w:left w:val="nil"/>
+              <w:bottom w:val="nil"/>
+              <w:right w:val="nil"/>
+            </w:tcBorders>
+          </w:tcPr>
+          <w:p>
+            <w:r>
+              <w:t xml:space="preserve">4,000</w:t>
+            </w:r>
+          </w:p>
+        </w:tc>
+        <w:tc>
+          <w:tcPr>
+            <w:tcW w:w="1224" w:type="dxa"/>
+            <w:tcBorders>
+              <w:top w:val="single" w:sz="4" w:space="0" w:color="auto"/>
+              <w:left w:val="nil"/>
+              <w:right w:val="nil"/>
+            </w:tcBorders>
+          </w:tcPr>
+          <w:p>
+            <w:pPr>
+              <w:spacing w:before="60"/>
+              <w:jc w:val="both"/>
+            </w:pPr>
+            <w:r>
+              <w:rPr>
+                <w:sz w:val="18"/>
+                <w:szCs w:val="18"/>
+              </w:rPr>
+              <w:t xml:space="preserve">4,000</w:t>
+            </w:r>
+          </w:p>
+        </w:tc>
+        <w:tc>
+          <w:tcPr>
+            <w:tcW w:w="1226" w:type="dxa"/>
+            <w:tcBorders>
+              <w:top w:val="single" w:sz="4" w:space="0" w:color="auto"/>
+              <w:left w:val="nil"/>
+              <w:right w:val="nil"/>
+            </w:tcBorders>
+          </w:tcPr>
+          <w:p>
+            <w:pPr>
+              <w:spacing w:before="60"/>
+              <w:jc w:val="both"/>
+            </w:pPr>
+            <w:r>
+              <w:rPr>
+                <w:sz w:val="18"/>
+                <w:szCs w:val="18"/>
+              </w:rPr>
+              <w:t xml:space="preserve">100%</w:t>
+            </w:r>
+          </w:p>
+        </w:tc>
+      </w:tr>
+    </w:tbl>
+    <w:p>
+      <w:pPr>
+        <w:ind w:firstLine="216"/>
+        <w:jc w:val="both"/>
+      </w:pPr>
+      <w:r>
+        <w:t xml:space="preserve">False positives were zero throughout. None of the 1,500 first-time verifications was flagged as a replay, none of the 2,549 unexpired negative controls was rejected as expired, and none of the 2,500 unmodified payloads or 500 genuinely signed payloads was rejected. Mean detection time for data tampering was 0.879 ms (median 0.862 ms; 95th percentile 1.051 ms), with every operation below the 20 ms design target. The other three scenarios also stayed under 2 ms on average, and at least 99.4% of operations in every scenario fell below 20 ms. Table XIV gives the subtype breakdown.</w:t>
+      </w:r>
+    </w:p>
+    <w:p>
+      <w:pPr>
+        <w:spacing w:before="120" w:after="60"/>
+        <w:jc w:val="center"/>
+      </w:pPr>
+      <w:r>
+        <w:rPr>
+          <w:smallCaps/>
+          <w:sz w:val="16"/>
+          <w:szCs w:val="16"/>
+        </w:rPr>
+        <w:t xml:space="preserve">TABEL XIVEmpirical Detection Rate by Data Tampering Subtype</w:t>
+      </w:r>
+    </w:p>
+    <w:tbl>
+      <w:tblPr>
+        <w:tblStyle w:val="a"/>
+        <w:tblBorders>
+          <w:top w:val="single" w:sz="4" w:space="0" w:color="000000"/>
+          <w:left w:val="single" w:sz="4" w:space="0" w:color="000000"/>
+          <w:bottom w:val="single" w:sz="4" w:space="0" w:color="000000"/>
+          <w:right w:val="single" w:sz="4" w:space="0" w:color="000000"/>
+          <w:insideH w:val="single" w:sz="4" w:space="0" w:color="000000"/>
+          <w:insideV w:val="single" w:sz="4" w:space="0" w:color="000000"/>
+        </w:tblBorders>
+        <w:tblW w:w="4898" w:type="dxa"/>
+        <w:tblInd w:w="-108" w:type="dxa"/>
+        <w:tblLayout w:type="fixed"/>
+        <w:tblLook w:val="0400" w:firstRow="0" w:lastRow="0" w:firstColumn="0" w:lastColumn="0" w:noHBand="0" w:noVBand="1"/>
+      </w:tblPr>
+      <w:tblGrid>
+        <w:gridCol w:w="979"/>
+        <w:gridCol w:w="979"/>
+        <w:gridCol w:w="979"/>
+        <w:gridCol w:w="979"/>
+        <w:gridCol w:w="982"/>
+      </w:tblGrid>
+      <w:tr>
+        <w:tc>
+          <w:tcPr>
+            <w:tcW w:w="979" w:type="dxa"/>
+            <w:tcBorders>
+              <w:top w:val="single" w:sz="4" w:space="0" w:color="000000"/>
+              <w:left w:val="nil"/>
+              <w:bottom w:val="single" w:sz="4" w:space="0" w:color="000000"/>
+              <w:right w:val="nil"/>
+            </w:tcBorders>
+          </w:tcPr>
+          <w:p>
+            <w:pPr>
+              <w:spacing w:before="60"/>
+              <w:jc w:val="both"/>
+            </w:pPr>
+            <w:r>
+              <w:rPr>
+                <w:b/>
+              </w:rPr>
+              <w:t xml:space="preserve">Tampering subtype</w:t>
+            </w:r>
+          </w:p>
+        </w:tc>
+        <w:tc>
+          <w:tcPr>
+            <w:tcW w:w="979" w:type="dxa"/>
+            <w:tcBorders>
+              <w:top w:val="single" w:sz="4" w:space="0" w:color="000000"/>
+              <w:left w:val="nil"/>
+              <w:bottom w:val="nil"/>
+              <w:right w:val="nil"/>
+            </w:tcBorders>
+          </w:tcPr>
+          <w:p>
+            <w:r>
+              <w:t xml:space="preserve">Category</w:t>
+            </w:r>
+          </w:p>
+        </w:tc>
+        <w:tc>
+          <w:tcPr>
+            <w:tcW w:w="979" w:type="dxa"/>
+            <w:tcBorders>
+              <w:top w:val="single" w:sz="4" w:space="0" w:color="000000"/>
+              <w:left w:val="nil"/>
+              <w:bottom w:val="single" w:sz="4" w:space="0" w:color="auto"/>
+              <w:right w:val="nil"/>
+            </w:tcBorders>
+          </w:tcPr>
+          <w:p>
+            <w:pPr>
+              <w:spacing w:before="60"/>
+              <w:jc w:val="both"/>
+            </w:pPr>
+            <w:r>
+              <w:rPr>
+                <w:b/>
+              </w:rPr>
+              <w:t xml:space="preserve">Attempts</w:t>
+            </w:r>
+          </w:p>
+        </w:tc>
+        <w:tc>
+          <w:tcPr>
+            <w:tcW w:w="979" w:type="dxa"/>
+            <w:tcBorders>
+              <w:top w:val="single" w:sz="4" w:space="0" w:color="000000"/>
+              <w:left w:val="nil"/>
+              <w:bottom w:val="single" w:sz="4" w:space="0" w:color="auto"/>
+              <w:right w:val="nil"/>
+            </w:tcBorders>
+          </w:tcPr>
+          <w:p>
+            <w:pPr>
+              <w:spacing w:before="60"/>
+              <w:jc w:val="both"/>
+            </w:pPr>
+            <w:r>
+              <w:rPr>
+                <w:b/>
+              </w:rPr>
+              <w:t xml:space="preserve">Detected</w:t>
+            </w:r>
+          </w:p>
+        </w:tc>
+        <w:tc>
+          <w:tcPr>
+            <w:tcW w:w="982" w:type="dxa"/>
+            <w:tcBorders>
+              <w:top w:val="single" w:sz="4" w:space="0" w:color="000000"/>
+              <w:left w:val="nil"/>
+              <w:bottom w:val="single" w:sz="4" w:space="0" w:color="auto"/>
+              <w:right w:val="nil"/>
+            </w:tcBorders>
+          </w:tcPr>
+          <w:p>
+            <w:pPr>
+              <w:spacing w:before="60"/>
+              <w:jc w:val="both"/>
+            </w:pPr>
+            <w:r>
+              <w:rPr>
+                <w:b/>
+              </w:rPr>
+              <w:t xml:space="preserve">Rate</w:t>
+            </w:r>
+          </w:p>
+        </w:tc>
+      </w:tr>
+      <w:tr>
+        <w:tc>
+          <w:tcPr>
+            <w:tcW w:w="979" w:type="dxa"/>
+            <w:tcBorders>
+              <w:top w:val="single" w:sz="4" w:space="0" w:color="000000"/>
+              <w:left w:val="nil"/>
+              <w:bottom w:val="single" w:sz="4" w:space="0" w:color="000000"/>
+              <w:right w:val="nil"/>
+            </w:tcBorders>
+          </w:tcPr>
+          <w:p>
+            <w:pPr>
+              <w:spacing w:before="60"/>
+              <w:jc w:val="both"/>
+            </w:pPr>
+            <w:r>
+              <w:rPr>
+                <w:b/>
+                <w:i/>
+                <w:sz w:val="18"/>
+                <w:szCs w:val="18"/>
+              </w:rPr>
+              <w:t xml:space="preserve">field_modification</w:t>
+            </w:r>
+          </w:p>
+        </w:tc>
+        <w:tc>
+          <w:tcPr>
+            <w:tcW w:w="979" w:type="dxa"/>
+            <w:tcBorders>
+              <w:top w:val="nil"/>
+              <w:left w:val="nil"/>
+              <w:bottom w:val="nil"/>
+              <w:right w:val="nil"/>
+            </w:tcBorders>
+          </w:tcPr>
+          <w:p>
+            <w:r>
+              <w:t xml:space="preserve">Regular</w:t>
+            </w:r>
+          </w:p>
+        </w:tc>
+        <w:tc>
+          <w:tcPr>
+            <w:tcW w:w="979" w:type="dxa"/>
+            <w:tcBorders>
+              <w:top w:val="single" w:sz="4" w:space="0" w:color="auto"/>
+              <w:left w:val="nil"/>
+              <w:right w:val="nil"/>
+            </w:tcBorders>
+          </w:tcPr>
+          <w:p>
+            <w:pPr>
+              <w:spacing w:before="60"/>
+              <w:jc w:val="both"/>
+            </w:pPr>
+            <w:r>
+              <w:rPr>
+                <w:sz w:val="18"/>
+                <w:szCs w:val="18"/>
+              </w:rPr>
+              <w:t xml:space="preserve">20,030</w:t>
+            </w:r>
+          </w:p>
+        </w:tc>
+        <w:tc>
+          <w:tcPr>
+            <w:tcW w:w="979" w:type="dxa"/>
+            <w:tcBorders>
+              <w:top w:val="single" w:sz="4" w:space="0" w:color="auto"/>
+              <w:left w:val="nil"/>
+              <w:right w:val="nil"/>
+            </w:tcBorders>
+          </w:tcPr>
+          <w:p>
+            <w:pPr>
+              <w:spacing w:before="60"/>
+              <w:jc w:val="both"/>
+            </w:pPr>
+            <w:r>
+              <w:rPr>
+                <w:sz w:val="18"/>
+                <w:szCs w:val="18"/>
+              </w:rPr>
+              <w:t xml:space="preserve">20,030</w:t>
+            </w:r>
+          </w:p>
+        </w:tc>
+        <w:tc>
+          <w:tcPr>
+            <w:tcW w:w="982" w:type="dxa"/>
+            <w:tcBorders>
+              <w:top w:val="single" w:sz="4" w:space="0" w:color="auto"/>
+              <w:left w:val="nil"/>
+              <w:right w:val="nil"/>
+            </w:tcBorders>
+          </w:tcPr>
+          <w:p>
+            <w:pPr>
+              <w:spacing w:before="60"/>
+              <w:jc w:val="both"/>
+            </w:pPr>
+            <w:r>
+              <w:rPr>
+                <w:sz w:val="18"/>
+                <w:szCs w:val="18"/>
+              </w:rPr>
+              <w:t xml:space="preserve">100%</w:t>
+            </w:r>
+          </w:p>
+        </w:tc>
+      </w:tr>
+      <w:tr>
+        <w:tc>
+          <w:tcPr>
+            <w:tcW w:w="979" w:type="dxa"/>
+            <w:tcBorders>
+              <w:top w:val="single" w:sz="4" w:space="0" w:color="000000"/>
+              <w:left w:val="nil"/>
+              <w:bottom w:val="single" w:sz="4" w:space="0" w:color="000000"/>
+              <w:right w:val="nil"/>
+            </w:tcBorders>
+          </w:tcPr>
+          <w:p>
+            <w:pPr>
+              <w:spacing w:before="60"/>
+              <w:jc w:val="both"/>
+            </w:pPr>
+            <w:r>
+              <w:rPr>
+                <w:b/>
+                <w:i/>
+                <w:sz w:val="18"/>
+                <w:szCs w:val="18"/>
+              </w:rPr>
+              <w:t xml:space="preserve">field_addition</w:t>
+            </w:r>
+          </w:p>
+        </w:tc>
+        <w:tc>
+          <w:tcPr>
+            <w:tcW w:w="979" w:type="dxa"/>
+            <w:tcBorders>
+              <w:top w:val="nil"/>
+              <w:left w:val="nil"/>
+              <w:bottom w:val="nil"/>
+              <w:right w:val="nil"/>
+            </w:tcBorders>
+          </w:tcPr>
+          <w:p>
+            <w:r>
+              <w:t xml:space="preserve">Regular</w:t>
+            </w:r>
+          </w:p>
+        </w:tc>
+        <w:tc>
+          <w:tcPr>
+            <w:tcW w:w="979" w:type="dxa"/>
+            <w:tcBorders>
+              <w:top w:val="single" w:sz="4" w:space="0" w:color="auto"/>
+              <w:left w:val="nil"/>
+              <w:right w:val="nil"/>
+            </w:tcBorders>
+          </w:tcPr>
+          <w:p>
+            <w:pPr>
+              <w:spacing w:before="60"/>
+              <w:jc w:val="both"/>
+            </w:pPr>
+            <w:r>
+              <w:rPr>
+                <w:sz w:val="18"/>
+                <w:szCs w:val="18"/>
+              </w:rPr>
+              <w:t xml:space="preserve">10,102</w:t>
+            </w:r>
+          </w:p>
+        </w:tc>
+        <w:tc>
+          <w:tcPr>
+            <w:tcW w:w="979" w:type="dxa"/>
+            <w:tcBorders>
+              <w:top w:val="single" w:sz="4" w:space="0" w:color="auto"/>
+              <w:left w:val="nil"/>
+              <w:right w:val="nil"/>
+            </w:tcBorders>
+          </w:tcPr>
+          <w:p>
+            <w:pPr>
+              <w:spacing w:before="60"/>
+              <w:jc w:val="both"/>
+            </w:pPr>
+            <w:r>
+              <w:rPr>
+                <w:sz w:val="18"/>
+                <w:szCs w:val="18"/>
+              </w:rPr>
+              <w:t xml:space="preserve">10,102</w:t>
+            </w:r>
+          </w:p>
+        </w:tc>
+        <w:tc>
+          <w:tcPr>
+            <w:tcW w:w="982" w:type="dxa"/>
+            <w:tcBorders>
+              <w:top w:val="single" w:sz="4" w:space="0" w:color="auto"/>
+              <w:left w:val="nil"/>
+              <w:right w:val="nil"/>
+            </w:tcBorders>
+          </w:tcPr>
+          <w:p>
+            <w:pPr>
+              <w:spacing w:before="60"/>
+              <w:jc w:val="both"/>
+            </w:pPr>
+            <w:r>
+              <w:rPr>
+                <w:sz w:val="18"/>
+                <w:szCs w:val="18"/>
+              </w:rPr>
+              <w:t xml:space="preserve">100%</w:t>
+            </w:r>
+          </w:p>
+        </w:tc>
+      </w:tr>
+      <w:tr>
+        <w:tc>
+          <w:tcPr>
+            <w:tcW w:w="979" w:type="dxa"/>
+            <w:tcBorders>
+              <w:top w:val="single" w:sz="4" w:space="0" w:color="000000"/>
+              <w:left w:val="nil"/>
+              <w:bottom w:val="single" w:sz="4" w:space="0" w:color="000000"/>
+              <w:right w:val="nil"/>
+            </w:tcBorders>
+          </w:tcPr>
+          <w:p>
+            <w:pPr>
+              <w:spacing w:before="60"/>
+              <w:jc w:val="both"/>
+            </w:pPr>
+            <w:r>
+              <w:rPr>
+                <w:b/>
+                <w:i/>
+                <w:sz w:val="18"/>
+                <w:szCs w:val="18"/>
+              </w:rPr>
+              <w:t xml:space="preserve">field_removal</w:t>
+            </w:r>
+          </w:p>
+        </w:tc>
+        <w:tc>
+          <w:tcPr>
+            <w:tcW w:w="979" w:type="dxa"/>
+            <w:tcBorders>
+              <w:top w:val="nil"/>
+              <w:left w:val="nil"/>
+              <w:bottom w:val="nil"/>
+              <w:right w:val="nil"/>
+            </w:tcBorders>
+          </w:tcPr>
+          <w:p>
+            <w:r>
+              <w:t xml:space="preserve">Regular</w:t>
+            </w:r>
+          </w:p>
+        </w:tc>
+        <w:tc>
+          <w:tcPr>
+            <w:tcW w:w="979" w:type="dxa"/>
+            <w:tcBorders>
+              <w:top w:val="single" w:sz="4" w:space="0" w:color="auto"/>
+              <w:left w:val="nil"/>
+              <w:right w:val="nil"/>
+            </w:tcBorders>
+          </w:tcPr>
+          <w:p>
+            <w:pPr>
+              <w:spacing w:before="60"/>
+              <w:jc w:val="both"/>
+            </w:pPr>
+            <w:r>
+              <w:rPr>
+                <w:sz w:val="18"/>
+                <w:szCs w:val="18"/>
+              </w:rPr>
+              <w:t xml:space="preserve">7,467</w:t>
+            </w:r>
+          </w:p>
+        </w:tc>
+        <w:tc>
+          <w:tcPr>
+            <w:tcW w:w="979" w:type="dxa"/>
+            <w:tcBorders>
+              <w:top w:val="single" w:sz="4" w:space="0" w:color="auto"/>
+              <w:left w:val="nil"/>
+              <w:right w:val="nil"/>
+            </w:tcBorders>
+          </w:tcPr>
+          <w:p>
+            <w:pPr>
+              <w:spacing w:before="60"/>
+              <w:jc w:val="both"/>
+            </w:pPr>
+            <w:r>
+              <w:rPr>
+                <w:sz w:val="18"/>
+                <w:szCs w:val="18"/>
+              </w:rPr>
+              <w:t xml:space="preserve">7,467</w:t>
+            </w:r>
+          </w:p>
+        </w:tc>
+        <w:tc>
+          <w:tcPr>
+            <w:tcW w:w="982" w:type="dxa"/>
+            <w:tcBorders>
+              <w:top w:val="single" w:sz="4" w:space="0" w:color="auto"/>
+              <w:left w:val="nil"/>
+              <w:right w:val="nil"/>
+            </w:tcBorders>
+          </w:tcPr>
+          <w:p>
+            <w:pPr>
+              <w:spacing w:before="60"/>
+              <w:jc w:val="both"/>
+            </w:pPr>
+            <w:r>
+              <w:rPr>
+                <w:sz w:val="18"/>
+                <w:szCs w:val="18"/>
+              </w:rPr>
+              <w:t xml:space="preserve">100%</w:t>
+            </w:r>
+          </w:p>
+        </w:tc>
+      </w:tr>
+      <w:tr>
+        <w:tc>
+          <w:tcPr>
+            <w:tcW w:w="979" w:type="dxa"/>
+            <w:tcBorders>
+              <w:top w:val="single" w:sz="4" w:space="0" w:color="000000"/>
+              <w:left w:val="nil"/>
+              <w:bottom w:val="single" w:sz="4" w:space="0" w:color="000000"/>
+              <w:right w:val="nil"/>
+            </w:tcBorders>
+          </w:tcPr>
+          <w:p>
+            <w:pPr>
+              <w:spacing w:before="60"/>
+              <w:jc w:val="both"/>
+            </w:pPr>
+            <w:r>
+              <w:rPr>
+                <w:b/>
+                <w:i/>
+                <w:sz w:val="18"/>
+                <w:szCs w:val="18"/>
+              </w:rPr>
+              <w:t xml:space="preserve">data_type_change</w:t>
+            </w:r>
+          </w:p>
+        </w:tc>
+        <w:tc>
+          <w:tcPr>
+            <w:tcW w:w="979" w:type="dxa"/>
+            <w:tcBorders>
+              <w:top w:val="nil"/>
+              <w:left w:val="nil"/>
+              <w:bottom w:val="nil"/>
+              <w:right w:val="nil"/>
+            </w:tcBorders>
+          </w:tcPr>
+          <w:p>
+            <w:r>
+              <w:t xml:space="preserve">Regular</w:t>
+            </w:r>
+          </w:p>
+        </w:tc>
+        <w:tc>
+          <w:tcPr>
+            <w:tcW w:w="979" w:type="dxa"/>
+            <w:tcBorders>
+              <w:top w:val="single" w:sz="4" w:space="0" w:color="auto"/>
+              <w:left w:val="nil"/>
+              <w:right w:val="nil"/>
+            </w:tcBorders>
+          </w:tcPr>
+          <w:p>
+            <w:pPr>
+              <w:spacing w:before="60"/>
+              <w:jc w:val="both"/>
+            </w:pPr>
+            <w:r>
+              <w:rPr>
+                <w:sz w:val="18"/>
+                <w:szCs w:val="18"/>
+              </w:rPr>
+              <w:t xml:space="preserve">4,993</w:t>
+            </w:r>
+          </w:p>
+        </w:tc>
+        <w:tc>
+          <w:tcPr>
+            <w:tcW w:w="979" w:type="dxa"/>
+            <w:tcBorders>
+              <w:top w:val="single" w:sz="4" w:space="0" w:color="auto"/>
+              <w:left w:val="nil"/>
+              <w:right w:val="nil"/>
+            </w:tcBorders>
+          </w:tcPr>
+          <w:p>
+            <w:pPr>
+              <w:spacing w:before="60"/>
+              <w:jc w:val="both"/>
+            </w:pPr>
+            <w:r>
+              <w:rPr>
+                <w:sz w:val="18"/>
+                <w:szCs w:val="18"/>
+              </w:rPr>
+              <w:t xml:space="preserve">4,993</w:t>
+            </w:r>
+          </w:p>
+        </w:tc>
+        <w:tc>
+          <w:tcPr>
+            <w:tcW w:w="982" w:type="dxa"/>
+            <w:tcBorders>
+              <w:top w:val="single" w:sz="4" w:space="0" w:color="auto"/>
+              <w:left w:val="nil"/>
+              <w:right w:val="nil"/>
+            </w:tcBorders>
+          </w:tcPr>
+          <w:p>
+            <w:pPr>
+              <w:spacing w:before="60"/>
+              <w:jc w:val="both"/>
+            </w:pPr>
+            <w:r>
+              <w:rPr>
+                <w:sz w:val="18"/>
+                <w:szCs w:val="18"/>
+              </w:rPr>
+              <w:t xml:space="preserve">100%</w:t>
+            </w:r>
+          </w:p>
+        </w:tc>
+      </w:tr>
+      <w:tr>
+        <w:tc>
+          <w:tcPr>
+            <w:tcW w:w="979" w:type="dxa"/>
+            <w:tcBorders>
+              <w:top w:val="single" w:sz="4" w:space="0" w:color="000000"/>
+              <w:left w:val="nil"/>
+              <w:bottom w:val="single" w:sz="4" w:space="0" w:color="000000"/>
+              <w:right w:val="nil"/>
+            </w:tcBorders>
+          </w:tcPr>
+          <w:p>
+            <w:pPr>
+              <w:spacing w:before="60"/>
+              <w:jc w:val="both"/>
+            </w:pPr>
+            <w:r>
+              <w:rPr>
+                <w:b/>
+                <w:i/>
+                <w:sz w:val="18"/>
+                <w:szCs w:val="18"/>
+              </w:rPr>
+              <w:t xml:space="preserve">timestamp_tampering</w:t>
+            </w:r>
+          </w:p>
+        </w:tc>
+        <w:tc>
+          <w:tcPr>
+            <w:tcW w:w="979" w:type="dxa"/>
+            <w:tcBorders>
+              <w:top w:val="nil"/>
+              <w:left w:val="nil"/>
+              <w:bottom w:val="nil"/>
+              <w:right w:val="nil"/>
+            </w:tcBorders>
+          </w:tcPr>
+          <w:p>
+            <w:r>
+              <w:t xml:space="preserve">Regular</w:t>
+            </w:r>
+          </w:p>
+        </w:tc>
+        <w:tc>
+          <w:tcPr>
+            <w:tcW w:w="979" w:type="dxa"/>
+            <w:tcBorders>
+              <w:top w:val="single" w:sz="4" w:space="0" w:color="auto"/>
+              <w:left w:val="nil"/>
+              <w:right w:val="nil"/>
+            </w:tcBorders>
+          </w:tcPr>
+          <w:p>
+            <w:pPr>
+              <w:spacing w:before="60"/>
+              <w:jc w:val="both"/>
+            </w:pPr>
+            <w:r>
+              <w:rPr>
+                <w:sz w:val="18"/>
+                <w:szCs w:val="18"/>
+              </w:rPr>
+              <w:t xml:space="preserve">3,943</w:t>
+            </w:r>
+          </w:p>
+        </w:tc>
+        <w:tc>
+          <w:tcPr>
+            <w:tcW w:w="979" w:type="dxa"/>
+            <w:tcBorders>
+              <w:top w:val="single" w:sz="4" w:space="0" w:color="auto"/>
+              <w:left w:val="nil"/>
+              <w:right w:val="nil"/>
+            </w:tcBorders>
+          </w:tcPr>
+          <w:p>
+            <w:pPr>
+              <w:spacing w:before="60"/>
+              <w:jc w:val="both"/>
+            </w:pPr>
+            <w:r>
+              <w:rPr>
+                <w:sz w:val="18"/>
+                <w:szCs w:val="18"/>
+              </w:rPr>
+              <w:t xml:space="preserve">3,943</w:t>
+            </w:r>
+          </w:p>
+        </w:tc>
+        <w:tc>
+          <w:tcPr>
+            <w:tcW w:w="982" w:type="dxa"/>
+            <w:tcBorders>
+              <w:top w:val="single" w:sz="4" w:space="0" w:color="auto"/>
+              <w:left w:val="nil"/>
+              <w:right w:val="nil"/>
+            </w:tcBorders>
+          </w:tcPr>
+          <w:p>
+            <w:pPr>
+              <w:spacing w:before="60"/>
+              <w:jc w:val="both"/>
+            </w:pPr>
+            <w:r>
+              <w:rPr>
+                <w:sz w:val="18"/>
+                <w:szCs w:val="18"/>
+              </w:rPr>
+              <w:t xml:space="preserve">100%</w:t>
+            </w:r>
+          </w:p>
+        </w:tc>
+      </w:tr>
+      <w:tr>
+        <w:tc>
+          <w:tcPr>
+            <w:tcW w:w="979" w:type="dxa"/>
+            <w:tcBorders>
+              <w:top w:val="single" w:sz="4" w:space="0" w:color="000000"/>
+              <w:left w:val="nil"/>
+              <w:bottom w:val="single" w:sz="4" w:space="0" w:color="000000"/>
+              <w:right w:val="nil"/>
+            </w:tcBorders>
+          </w:tcPr>
+          <w:p>
+            <w:pPr>
+              <w:spacing w:before="60"/>
+              <w:jc w:val="both"/>
+            </w:pPr>
+            <w:r>
+              <w:rPr>
+                <w:b/>
+                <w:i/>
+                <w:sz w:val="18"/>
+                <w:szCs w:val="18"/>
+              </w:rPr>
+              <w:t xml:space="preserve">signature_injection</w:t>
+            </w:r>
+          </w:p>
+        </w:tc>
+        <w:tc>
+          <w:tcPr>
+            <w:tcW w:w="979" w:type="dxa"/>
+            <w:tcBorders>
+              <w:top w:val="nil"/>
+              <w:left w:val="nil"/>
+              <w:bottom w:val="nil"/>
+              <w:right w:val="nil"/>
+            </w:tcBorders>
+          </w:tcPr>
+          <w:p>
+            <w:r>
+              <w:t xml:space="preserve">Critical</w:t>
+            </w:r>
+          </w:p>
+        </w:tc>
+        <w:tc>
+          <w:tcPr>
+            <w:tcW w:w="979" w:type="dxa"/>
+            <w:tcBorders>
+              <w:top w:val="single" w:sz="4" w:space="0" w:color="auto"/>
+              <w:left w:val="nil"/>
+              <w:right w:val="nil"/>
+            </w:tcBorders>
+          </w:tcPr>
+          <w:p>
+            <w:pPr>
+              <w:spacing w:before="60"/>
+              <w:jc w:val="both"/>
+            </w:pPr>
+            <w:r>
+              <w:rPr>
+                <w:sz w:val="18"/>
+                <w:szCs w:val="18"/>
+              </w:rPr>
+              <w:t xml:space="preserve">2,491</w:t>
+            </w:r>
+          </w:p>
+        </w:tc>
+        <w:tc>
+          <w:tcPr>
+            <w:tcW w:w="979" w:type="dxa"/>
+            <w:tcBorders>
+              <w:top w:val="single" w:sz="4" w:space="0" w:color="auto"/>
+              <w:left w:val="nil"/>
+              <w:right w:val="nil"/>
+            </w:tcBorders>
+          </w:tcPr>
+          <w:p>
+            <w:pPr>
+              <w:spacing w:before="60"/>
+              <w:jc w:val="both"/>
+            </w:pPr>
+            <w:r>
+              <w:rPr>
+                <w:sz w:val="18"/>
+                <w:szCs w:val="18"/>
+              </w:rPr>
+              <w:t xml:space="preserve">2,491</w:t>
+            </w:r>
+          </w:p>
+        </w:tc>
+        <w:tc>
+          <w:tcPr>
+            <w:tcW w:w="982" w:type="dxa"/>
+            <w:tcBorders>
+              <w:top w:val="single" w:sz="4" w:space="0" w:color="auto"/>
+              <w:left w:val="nil"/>
+              <w:right w:val="nil"/>
+            </w:tcBorders>
+          </w:tcPr>
+          <w:p>
+            <w:pPr>
+              <w:spacing w:before="60"/>
+              <w:jc w:val="both"/>
+            </w:pPr>
+            <w:r>
+              <w:rPr>
+                <w:sz w:val="18"/>
+                <w:szCs w:val="18"/>
+              </w:rPr>
+              <w:t xml:space="preserve">100%</w:t>
+            </w:r>
+          </w:p>
+        </w:tc>
+      </w:tr>
+      <w:tr>
+        <w:tc>
+          <w:tcPr>
+            <w:tcW w:w="979" w:type="dxa"/>
+            <w:tcBorders>
+              <w:top w:val="single" w:sz="4" w:space="0" w:color="000000"/>
+              <w:left w:val="nil"/>
+              <w:bottom w:val="single" w:sz="4" w:space="0" w:color="000000"/>
+              <w:right w:val="nil"/>
+            </w:tcBorders>
+          </w:tcPr>
+          <w:p>
+            <w:pPr>
+              <w:spacing w:before="60"/>
+              <w:jc w:val="both"/>
+            </w:pPr>
+            <w:r>
+              <w:rPr>
+                <w:b/>
+                <w:i/>
+                <w:sz w:val="18"/>
+                <w:szCs w:val="18"/>
+              </w:rPr>
+              <w:t xml:space="preserve">encryption_bypass</w:t>
+            </w:r>
+          </w:p>
+        </w:tc>
+        <w:tc>
+          <w:tcPr>
+            <w:tcW w:w="979" w:type="dxa"/>
+            <w:tcBorders>
+              <w:top w:val="nil"/>
+              <w:left w:val="nil"/>
+              <w:bottom w:val="nil"/>
+              <w:right w:val="nil"/>
+            </w:tcBorders>
+          </w:tcPr>
+          <w:p>
+            <w:r>
+              <w:t xml:space="preserve">Critical</w:t>
+            </w:r>
+          </w:p>
+        </w:tc>
+        <w:tc>
+          <w:tcPr>
+            <w:tcW w:w="979" w:type="dxa"/>
+            <w:tcBorders>
+              <w:top w:val="single" w:sz="4" w:space="0" w:color="auto"/>
+              <w:left w:val="nil"/>
+              <w:right w:val="nil"/>
+            </w:tcBorders>
+          </w:tcPr>
+          <w:p>
+            <w:pPr>
+              <w:spacing w:before="60"/>
+              <w:jc w:val="both"/>
+            </w:pPr>
+            <w:r>
+              <w:rPr>
+                <w:sz w:val="18"/>
+                <w:szCs w:val="18"/>
+              </w:rPr>
+              <w:t xml:space="preserve">974</w:t>
+            </w:r>
+          </w:p>
+        </w:tc>
+        <w:tc>
+          <w:tcPr>
+            <w:tcW w:w="979" w:type="dxa"/>
+            <w:tcBorders>
+              <w:top w:val="single" w:sz="4" w:space="0" w:color="auto"/>
+              <w:left w:val="nil"/>
+              <w:right w:val="nil"/>
+            </w:tcBorders>
+          </w:tcPr>
+          <w:p>
+            <w:pPr>
+              <w:spacing w:before="60"/>
+              <w:jc w:val="both"/>
+            </w:pPr>
+            <w:r>
+              <w:rPr>
+                <w:sz w:val="18"/>
+                <w:szCs w:val="18"/>
+              </w:rPr>
+              <w:t xml:space="preserve">974</w:t>
+            </w:r>
+          </w:p>
+        </w:tc>
+        <w:tc>
+          <w:tcPr>
+            <w:tcW w:w="982" w:type="dxa"/>
+            <w:tcBorders>
+              <w:top w:val="single" w:sz="4" w:space="0" w:color="auto"/>
+              <w:left w:val="nil"/>
+              <w:right w:val="nil"/>
+            </w:tcBorders>
+          </w:tcPr>
+          <w:p>
+            <w:pPr>
+              <w:spacing w:before="60"/>
+              <w:jc w:val="both"/>
+            </w:pPr>
+            <w:r>
+              <w:rPr>
+                <w:sz w:val="18"/>
+                <w:szCs w:val="18"/>
+              </w:rPr>
+              <w:t xml:space="preserve">100%</w:t>
+            </w:r>
+          </w:p>
+        </w:tc>
+      </w:tr>
+    </w:tbl>
+    <w:p>
+      <w:pPr>
+        <w:ind w:firstLine="216"/>
+        <w:jc w:val="both"/>
+      </w:pPr>
+      <w:r>
+        <w:t xml:space="preserve">These results require careful interpretation rather than celebration. Complete detection here is structural, not incidental. Every field that enters the signature also enters the SHA-256 digest, so any modification invalidates the RSASSA-PSS signature; a payload that differs from the stored original is additionally caught by field comparison. Within this threat model there is no room for a figure below 100%. The subtype gradient reported under simulation, where encryption bypass and signature injection appeared weakest, is a property of the difficulty constants encoded in the simulation harness rather than a property of the deployed system.</w:t>
+      </w:r>
+    </w:p>
+    <w:p>
+      <w:pPr>
+        <w:ind w:firstLine="216"/>
+        <w:jc w:val="both"/>
+      </w:pPr>
+      <w:r>
+        <w:t xml:space="preserve">Reporting a zero-failure proportion as a point estimate would overstate precision, so one-sided 95% confidence bounds follow the rule of three [47]. For data tampering the lower bound is 99.994% at n = 50,000; for signature forgery 99.925% at n = 4,000; and for replay 99.900% at n = 3,000. Each bound lies above the corresponding target, so the conclusion does not depend on treating 100% as an exact value.</w:t>
+      </w:r>
+    </w:p>
+    <w:p>
+      <w:pPr>
+        <w:ind w:firstLine="216"/>
+        <w:jc w:val="both"/>
+      </w:pPr>
+      <w:r>
+        <w:t xml:space="preserve">The practical consequence is that the semantic validation shortfall reported under simulation does not appear when the verification path is exercised directly. What the simulation measured was the behaviour of its own parameterisation. This does not make the simulation worthless, since it retains value for exploring load distributions and attack composition at volumes impractical to run against a live service, but it does mean that security claims in this system must rest on the empirical campaign.</w:t>
+      </w:r>
+    </w:p>
+    <w:p>
+      <w:pPr>
+        <w:spacing w:before="150" w:after="60"/>
+        <w:ind w:left="288" w:hanging="288"/>
+      </w:pPr>
+      <w:r>
+        <w:rPr>
+          <w:i/>
+        </w:rPr>
+        <w:t xml:space="preserve">G. Real HTTP Load Measurement from an External Host</w:t>
+      </w:r>
+    </w:p>
+    <w:p>
+      <w:pPr>
+        <w:ind w:firstLine="216"/>
+        <w:jc w:val="both"/>
+      </w:pPr>
+      <w:r>
+        <w:t xml:space="preserve">The load figures in Table VII come from calibrated discrete-event simulation and therefore describe a model rather than the deployed service. A separate campaign measured the running system over HTTP. The load generator ran on a laptop outside the server, because generating load on the same two-core host makes the generator and the application compete for the same processors, which is what invalidated three earlier attempts. The target was a staging instance configured identically to production (one worker, twelve threads) with an isolated evidence store, reached over TLS through the production reverse proxy.</w:t>
+      </w:r>
+    </w:p>
+    <w:p>
+      <w:pPr>
+        <w:ind w:firstLine="216"/>
+        <w:jc w:val="both"/>
+        <w:sectPr>
+          <w:type w:val="continuous"/>
+          <w:pgSz w:w="11907" w:h="16840"/>
+          <w:pgMar w:top="1080" w:right="720" w:bottom="2160" w:left="1080" w:header="1138" w:footer="1138" w:gutter="0"/>
+          <w:cols w:num="2" w:space="720" w:equalWidth="0">
+            <w:col w:w="4898" w:space="310"/>
+            <w:col w:w="4898" w:space="0"/>
+          </w:cols>
+          <w:titlePg/>
+        </w:sectPr>
+      </w:pPr>
+      <w:r>
+        <w:t xml:space="preserve">Four load levels ran for 60 seconds each against a pool of 120,000 single-use verification tokens, so that every request exercised the full verification path for a previously unverified QR Code rather than the replay branch. A total of 25,607 requests were issued.</w:t>
+      </w:r>
+    </w:p>
+    <w:p>
+      <w:pPr>
+        <w:spacing w:before="120" w:after="60"/>
+        <w:jc w:val="center"/>
+      </w:pPr>
+      <w:r>
+        <w:rPr>
+          <w:smallCaps/>
+          <w:sz w:val="16"/>
+          <w:szCs w:val="16"/>
+        </w:rPr>
+        <w:t xml:space="preserve">TABEL XVReal HTTP Load Measurement against an External Load Generator</w:t>
+      </w:r>
+    </w:p>
+    <w:tbl>
+      <w:tblPr>
+        <w:tblStyle w:val="a"/>
+        <w:tblBorders>
+          <w:top w:val="single" w:sz="4" w:space="0" w:color="000000"/>
+          <w:left w:val="single" w:sz="4" w:space="0" w:color="000000"/>
+          <w:bottom w:val="single" w:sz="4" w:space="0" w:color="000000"/>
+          <w:right w:val="single" w:sz="4" w:space="0" w:color="000000"/>
+          <w:insideH w:val="single" w:sz="4" w:space="0" w:color="000000"/>
+          <w:insideV w:val="single" w:sz="4" w:space="0" w:color="000000"/>
+        </w:tblBorders>
         <w:tblW w:w="10080" w:type="dxa"/>
         <w:tblInd w:w="-108" w:type="dxa"/>
         <w:tblLayout w:type="fixed"/>
         <w:tblLook w:val="0400" w:firstRow="0" w:lastRow="0" w:firstColumn="0" w:lastColumn="0" w:noHBand="0" w:noVBand="1"/>
       </w:tblPr>
       <w:tblGrid>
-        <w:gridCol w:w="2185"/>
-        <w:gridCol w:w="2185"/>
-        <w:gridCol w:w="2185"/>
-        <w:gridCol w:w="2188"/>
+        <w:gridCol w:w="1440"/>
+        <w:gridCol w:w="1440"/>
+        <w:gridCol w:w="1440"/>
+        <w:gridCol w:w="1440"/>
+        <w:gridCol w:w="1440"/>
+        <w:gridCol w:w="1440"/>
+        <w:gridCol w:w="1440"/>
       </w:tblGrid>
       <w:tr>
         <w:tc>
           <w:tcPr>
-            <w:tcW w:w="2185" w:type="dxa"/>
+            <w:tcW w:w="1440" w:type="dxa"/>
             <w:tcBorders>
               <w:top w:val="single" w:sz="4" w:space="0" w:color="000000"/>
               <w:left w:val="nil"/>
@@ -7606,13 +9386,13 @@
               <w:rPr>
                 <w:b/>
               </w:rPr>
-              <w:t xml:space="preserve">Scenario</w:t>
-            </w:r>
-          </w:p>
-        </w:tc>
-        <w:tc>
-          <w:tcPr>
-            <w:tcW w:w="2185" w:type="dxa"/>
+              <w:t xml:space="preserve">Concurrent users</w:t>
+            </w:r>
+          </w:p>
+        </w:tc>
+        <w:tc>
+          <w:tcPr>
+            <w:tcW w:w="1440" w:type="dxa"/>
             <w:tcBorders>
               <w:top w:val="single" w:sz="4" w:space="0" w:color="000000"/>
               <w:left w:val="nil"/>
@@ -7622,13 +9402,13 @@
           </w:tcPr>
           <w:p>
             <w:r>
-              <w:t xml:space="preserve">Operations</w:t>
-            </w:r>
-          </w:p>
-        </w:tc>
-        <w:tc>
-          <w:tcPr>
-            <w:tcW w:w="2185" w:type="dxa"/>
+              <w:t xml:space="preserve">Requests</w:t>
+            </w:r>
+          </w:p>
+        </w:tc>
+        <w:tc>
+          <w:tcPr>
+            <w:tcW w:w="1440" w:type="dxa"/>
             <w:tcBorders>
               <w:top w:val="single" w:sz="4" w:space="0" w:color="000000"/>
               <w:left w:val="nil"/>
@@ -7645,13 +9425,13 @@
               <w:rPr>
                 <w:b/>
               </w:rPr>
-              <w:t xml:space="preserve">Detected / rejected</w:t>
-            </w:r>
-          </w:p>
-        </w:tc>
-        <w:tc>
-          <w:tcPr>
-            <w:tcW w:w="2188" w:type="dxa"/>
+              <w:t xml:space="preserve">Throughput (req/s)</w:t>
+            </w:r>
+          </w:p>
+        </w:tc>
+        <w:tc>
+          <w:tcPr>
+            <w:tcW w:w="1440" w:type="dxa"/>
             <w:tcBorders>
               <w:top w:val="single" w:sz="4" w:space="0" w:color="000000"/>
               <w:left w:val="nil"/>
@@ -7668,7 +9448,76 @@
               <w:rPr>
                 <w:b/>
               </w:rPr>
-              <w:t xml:space="preserve">Rate</w:t>
+              <w:t xml:space="preserve">Median (s)</w:t>
+            </w:r>
+          </w:p>
+        </w:tc>
+        <w:tc>
+          <w:tcPr>
+            <w:tcW w:w="1440" w:type="dxa"/>
+            <w:tcBorders>
+              <w:top w:val="single" w:sz="4" w:space="0" w:color="000000"/>
+              <w:left w:val="nil"/>
+              <w:bottom w:val="single" w:sz="4" w:space="0" w:color="auto"/>
+              <w:right w:val="nil"/>
+            </w:tcBorders>
+          </w:tcPr>
+          <w:p>
+            <w:pPr>
+              <w:spacing w:before="60"/>
+              <w:jc w:val="both"/>
+            </w:pPr>
+            <w:r>
+              <w:rPr>
+                <w:b/>
+              </w:rPr>
+              <w:t xml:space="preserve">p95 (s)</w:t>
+            </w:r>
+          </w:p>
+        </w:tc>
+        <w:tc>
+          <w:tcPr>
+            <w:tcW w:w="1440" w:type="dxa"/>
+            <w:tcBorders>
+              <w:top w:val="single" w:sz="4" w:space="0" w:color="000000"/>
+              <w:left w:val="nil"/>
+              <w:bottom w:val="single" w:sz="4" w:space="0" w:color="auto"/>
+              <w:right w:val="nil"/>
+            </w:tcBorders>
+          </w:tcPr>
+          <w:p>
+            <w:pPr>
+              <w:spacing w:before="60"/>
+              <w:jc w:val="both"/>
+            </w:pPr>
+            <w:r>
+              <w:rPr>
+                <w:b/>
+              </w:rPr>
+              <w:t xml:space="preserve">Error rate</w:t>
+            </w:r>
+          </w:p>
+        </w:tc>
+        <w:tc>
+          <w:tcPr>
+            <w:tcW w:w="1440" w:type="dxa"/>
+            <w:tcBorders>
+              <w:top w:val="single" w:sz="4" w:space="0" w:color="000000"/>
+              <w:left w:val="nil"/>
+              <w:bottom w:val="single" w:sz="4" w:space="0" w:color="auto"/>
+              <w:right w:val="nil"/>
+            </w:tcBorders>
+          </w:tcPr>
+          <w:p>
+            <w:pPr>
+              <w:spacing w:before="60"/>
+              <w:jc w:val="both"/>
+            </w:pPr>
+            <w:r>
+              <w:rPr>
+                <w:b/>
+              </w:rPr>
+              <w:t xml:space="preserve">Simulated error rate</w:t>
             </w:r>
           </w:p>
         </w:tc>
@@ -7676,7 +9525,7 @@
       <w:tr>
         <w:tc>
           <w:tcPr>
-            <w:tcW w:w="2185" w:type="dxa"/>
+            <w:tcW w:w="1440" w:type="dxa"/>
             <w:tcBorders>
               <w:top w:val="single" w:sz="4" w:space="0" w:color="000000"/>
               <w:left w:val="nil"/>
@@ -7696,13 +9545,13 @@
                 <w:sz w:val="18"/>
                 <w:szCs w:val="18"/>
               </w:rPr>
-              <w:t xml:space="preserve">Data tampering, 7 subtypes</w:t>
-            </w:r>
-          </w:p>
-        </w:tc>
-        <w:tc>
-          <w:tcPr>
-            <w:tcW w:w="2185" w:type="dxa"/>
+              <w:t xml:space="preserve">100</w:t>
+            </w:r>
+          </w:p>
+        </w:tc>
+        <w:tc>
+          <w:tcPr>
+            <w:tcW w:w="1440" w:type="dxa"/>
             <w:tcBorders>
               <w:top w:val="nil"/>
               <w:left w:val="nil"/>
@@ -7712,13 +9561,13 @@
           </w:tcPr>
           <w:p>
             <w:r>
-              <w:t xml:space="preserve">50,000</w:t>
-            </w:r>
-          </w:p>
-        </w:tc>
-        <w:tc>
-          <w:tcPr>
-            <w:tcW w:w="2185" w:type="dxa"/>
+              <w:t xml:space="preserve">6,389</w:t>
+            </w:r>
+          </w:p>
+        </w:tc>
+        <w:tc>
+          <w:tcPr>
+            <w:tcW w:w="1440" w:type="dxa"/>
             <w:tcBorders>
               <w:top w:val="single" w:sz="4" w:space="0" w:color="auto"/>
               <w:left w:val="nil"/>
@@ -7735,13 +9584,13 @@
                 <w:sz w:val="18"/>
                 <w:szCs w:val="18"/>
               </w:rPr>
-              <w:t xml:space="preserve">50,000</w:t>
-            </w:r>
-          </w:p>
-        </w:tc>
-        <w:tc>
-          <w:tcPr>
-            <w:tcW w:w="2188" w:type="dxa"/>
+              <w:t xml:space="preserve">106.5</w:t>
+            </w:r>
+          </w:p>
+        </w:tc>
+        <w:tc>
+          <w:tcPr>
+            <w:tcW w:w="1440" w:type="dxa"/>
             <w:tcBorders>
               <w:top w:val="single" w:sz="4" w:space="0" w:color="auto"/>
               <w:left w:val="nil"/>
@@ -7758,7 +9607,76 @@
                 <w:sz w:val="18"/>
                 <w:szCs w:val="18"/>
               </w:rPr>
-              <w:t xml:space="preserve">100%</w:t>
+              <w:t xml:space="preserve">0.93</w:t>
+            </w:r>
+          </w:p>
+        </w:tc>
+        <w:tc>
+          <w:tcPr>
+            <w:tcW w:w="1440" w:type="dxa"/>
+            <w:tcBorders>
+              <w:top w:val="single" w:sz="4" w:space="0" w:color="auto"/>
+              <w:left w:val="nil"/>
+              <w:right w:val="nil"/>
+            </w:tcBorders>
+          </w:tcPr>
+          <w:p>
+            <w:pPr>
+              <w:spacing w:before="60"/>
+              <w:jc w:val="both"/>
+            </w:pPr>
+            <w:r>
+              <w:rPr>
+                <w:sz w:val="18"/>
+                <w:szCs w:val="18"/>
+              </w:rPr>
+              <w:t xml:space="preserve">1.11</w:t>
+            </w:r>
+          </w:p>
+        </w:tc>
+        <w:tc>
+          <w:tcPr>
+            <w:tcW w:w="1440" w:type="dxa"/>
+            <w:tcBorders>
+              <w:top w:val="single" w:sz="4" w:space="0" w:color="auto"/>
+              <w:left w:val="nil"/>
+              <w:right w:val="nil"/>
+            </w:tcBorders>
+          </w:tcPr>
+          <w:p>
+            <w:pPr>
+              <w:spacing w:before="60"/>
+              <w:jc w:val="both"/>
+            </w:pPr>
+            <w:r>
+              <w:rPr>
+                <w:sz w:val="18"/>
+                <w:szCs w:val="18"/>
+              </w:rPr>
+              <w:t xml:space="preserve">0.00%</w:t>
+            </w:r>
+          </w:p>
+        </w:tc>
+        <w:tc>
+          <w:tcPr>
+            <w:tcW w:w="1440" w:type="dxa"/>
+            <w:tcBorders>
+              <w:top w:val="single" w:sz="4" w:space="0" w:color="auto"/>
+              <w:left w:val="nil"/>
+              <w:right w:val="nil"/>
+            </w:tcBorders>
+          </w:tcPr>
+          <w:p>
+            <w:pPr>
+              <w:spacing w:before="60"/>
+              <w:jc w:val="both"/>
+            </w:pPr>
+            <w:r>
+              <w:rPr>
+                <w:sz w:val="18"/>
+                <w:szCs w:val="18"/>
+              </w:rPr>
+              <w:t xml:space="preserve">1.18%</w:t>
             </w:r>
           </w:p>
         </w:tc>
@@ -7766,7 +9684,7 @@
       <w:tr>
         <w:tc>
           <w:tcPr>
-            <w:tcW w:w="2185" w:type="dxa"/>
+            <w:tcW w:w="1440" w:type="dxa"/>
             <w:tcBorders>
               <w:top w:val="single" w:sz="4" w:space="0" w:color="000000"/>
               <w:left w:val="nil"/>
@@ -7786,13 +9704,13 @@
                 <w:sz w:val="18"/>
                 <w:szCs w:val="18"/>
               </w:rPr>
-              <w:t xml:space="preserve">Replay, 1,500 payloads x 3 verifications</w:t>
-            </w:r>
-          </w:p>
-        </w:tc>
-        <w:tc>
-          <w:tcPr>
-            <w:tcW w:w="2185" w:type="dxa"/>
+              <w:t xml:space="preserve">500</w:t>
+            </w:r>
+          </w:p>
+        </w:tc>
+        <w:tc>
+          <w:tcPr>
+            <w:tcW w:w="1440" w:type="dxa"/>
             <w:tcBorders>
               <w:top w:val="nil"/>
               <w:left w:val="nil"/>
@@ -7802,13 +9720,13 @@
           </w:tcPr>
           <w:p>
             <w:r>
-              <w:t xml:space="preserve">4,500</w:t>
-            </w:r>
-          </w:p>
-        </w:tc>
-        <w:tc>
-          <w:tcPr>
-            <w:tcW w:w="2185" w:type="dxa"/>
+              <w:t xml:space="preserve">6,025</w:t>
+            </w:r>
+          </w:p>
+        </w:tc>
+        <w:tc>
+          <w:tcPr>
+            <w:tcW w:w="1440" w:type="dxa"/>
             <w:tcBorders>
               <w:top w:val="single" w:sz="4" w:space="0" w:color="auto"/>
               <w:left w:val="nil"/>
@@ -7825,13 +9743,13 @@
                 <w:sz w:val="18"/>
                 <w:szCs w:val="18"/>
               </w:rPr>
-              <w:t xml:space="preserve">3,000 of 3,000 replays</w:t>
-            </w:r>
-          </w:p>
-        </w:tc>
-        <w:tc>
-          <w:tcPr>
-            <w:tcW w:w="2188" w:type="dxa"/>
+              <w:t xml:space="preserve">100.4</w:t>
+            </w:r>
+          </w:p>
+        </w:tc>
+        <w:tc>
+          <w:tcPr>
+            <w:tcW w:w="1440" w:type="dxa"/>
             <w:tcBorders>
               <w:top w:val="single" w:sz="4" w:space="0" w:color="auto"/>
               <w:left w:val="nil"/>
@@ -7848,7 +9766,76 @@
                 <w:sz w:val="18"/>
                 <w:szCs w:val="18"/>
               </w:rPr>
-              <w:t xml:space="preserve">100%</w:t>
+              <w:t xml:space="preserve">5.29</w:t>
+            </w:r>
+          </w:p>
+        </w:tc>
+        <w:tc>
+          <w:tcPr>
+            <w:tcW w:w="1440" w:type="dxa"/>
+            <w:tcBorders>
+              <w:top w:val="single" w:sz="4" w:space="0" w:color="auto"/>
+              <w:left w:val="nil"/>
+              <w:right w:val="nil"/>
+            </w:tcBorders>
+          </w:tcPr>
+          <w:p>
+            <w:pPr>
+              <w:spacing w:before="60"/>
+              <w:jc w:val="both"/>
+            </w:pPr>
+            <w:r>
+              <w:rPr>
+                <w:sz w:val="18"/>
+                <w:szCs w:val="18"/>
+              </w:rPr>
+              <w:t xml:space="preserve">5.65</w:t>
+            </w:r>
+          </w:p>
+        </w:tc>
+        <w:tc>
+          <w:tcPr>
+            <w:tcW w:w="1440" w:type="dxa"/>
+            <w:tcBorders>
+              <w:top w:val="single" w:sz="4" w:space="0" w:color="auto"/>
+              <w:left w:val="nil"/>
+              <w:right w:val="nil"/>
+            </w:tcBorders>
+          </w:tcPr>
+          <w:p>
+            <w:pPr>
+              <w:spacing w:before="60"/>
+              <w:jc w:val="both"/>
+            </w:pPr>
+            <w:r>
+              <w:rPr>
+                <w:sz w:val="18"/>
+                <w:szCs w:val="18"/>
+              </w:rPr>
+              <w:t xml:space="preserve">0.00%</w:t>
+            </w:r>
+          </w:p>
+        </w:tc>
+        <w:tc>
+          <w:tcPr>
+            <w:tcW w:w="1440" w:type="dxa"/>
+            <w:tcBorders>
+              <w:top w:val="single" w:sz="4" w:space="0" w:color="auto"/>
+              <w:left w:val="nil"/>
+              <w:right w:val="nil"/>
+            </w:tcBorders>
+          </w:tcPr>
+          <w:p>
+            <w:pPr>
+              <w:spacing w:before="60"/>
+              <w:jc w:val="both"/>
+            </w:pPr>
+            <w:r>
+              <w:rPr>
+                <w:sz w:val="18"/>
+                <w:szCs w:val="18"/>
+              </w:rPr>
+              <w:t xml:space="preserve">1.78%</w:t>
             </w:r>
           </w:p>
         </w:tc>
@@ -7856,7 +9843,7 @@
       <w:tr>
         <w:tc>
           <w:tcPr>
-            <w:tcW w:w="2185" w:type="dxa"/>
+            <w:tcW w:w="1440" w:type="dxa"/>
             <w:tcBorders>
               <w:top w:val="single" w:sz="4" w:space="0" w:color="000000"/>
               <w:left w:val="nil"/>
@@ -7876,13 +9863,13 @@
                 <w:sz w:val="18"/>
                 <w:szCs w:val="18"/>
               </w:rPr>
-              <w:t xml:space="preserve">Validity window, expired cases</w:t>
-            </w:r>
-          </w:p>
-        </w:tc>
-        <w:tc>
-          <w:tcPr>
-            <w:tcW w:w="2185" w:type="dxa"/>
+              <w:t xml:space="preserve">1,000</w:t>
+            </w:r>
+          </w:p>
+        </w:tc>
+        <w:tc>
+          <w:tcPr>
+            <w:tcW w:w="1440" w:type="dxa"/>
             <w:tcBorders>
               <w:top w:val="nil"/>
               <w:left w:val="nil"/>
@@ -7892,13 +9879,13 @@
           </w:tcPr>
           <w:p>
             <w:r>
-              <w:t xml:space="preserve">2,451</w:t>
-            </w:r>
-          </w:p>
-        </w:tc>
-        <w:tc>
-          <w:tcPr>
-            <w:tcW w:w="2185" w:type="dxa"/>
+              <w:t xml:space="preserve">6,501</w:t>
+            </w:r>
+          </w:p>
+        </w:tc>
+        <w:tc>
+          <w:tcPr>
+            <w:tcW w:w="1440" w:type="dxa"/>
             <w:tcBorders>
               <w:top w:val="single" w:sz="4" w:space="0" w:color="auto"/>
               <w:left w:val="nil"/>
@@ -7915,13 +9902,13 @@
                 <w:sz w:val="18"/>
                 <w:szCs w:val="18"/>
               </w:rPr>
-              <w:t xml:space="preserve">2,451</w:t>
-            </w:r>
-          </w:p>
-        </w:tc>
-        <w:tc>
-          <w:tcPr>
-            <w:tcW w:w="2188" w:type="dxa"/>
+              <w:t xml:space="preserve">108.3</w:t>
+            </w:r>
+          </w:p>
+        </w:tc>
+        <w:tc>
+          <w:tcPr>
+            <w:tcW w:w="1440" w:type="dxa"/>
             <w:tcBorders>
               <w:top w:val="single" w:sz="4" w:space="0" w:color="auto"/>
               <w:left w:val="nil"/>
@@ -7938,7 +9925,76 @@
                 <w:sz w:val="18"/>
                 <w:szCs w:val="18"/>
               </w:rPr>
-              <w:t xml:space="preserve">100%</w:t>
+              <w:t xml:space="preserve">10.57</w:t>
+            </w:r>
+          </w:p>
+        </w:tc>
+        <w:tc>
+          <w:tcPr>
+            <w:tcW w:w="1440" w:type="dxa"/>
+            <w:tcBorders>
+              <w:top w:val="single" w:sz="4" w:space="0" w:color="auto"/>
+              <w:left w:val="nil"/>
+              <w:right w:val="nil"/>
+            </w:tcBorders>
+          </w:tcPr>
+          <w:p>
+            <w:pPr>
+              <w:spacing w:before="60"/>
+              <w:jc w:val="both"/>
+            </w:pPr>
+            <w:r>
+              <w:rPr>
+                <w:sz w:val="18"/>
+                <w:szCs w:val="18"/>
+              </w:rPr>
+              <w:t xml:space="preserve">11.88</w:t>
+            </w:r>
+          </w:p>
+        </w:tc>
+        <w:tc>
+          <w:tcPr>
+            <w:tcW w:w="1440" w:type="dxa"/>
+            <w:tcBorders>
+              <w:top w:val="single" w:sz="4" w:space="0" w:color="auto"/>
+              <w:left w:val="nil"/>
+              <w:right w:val="nil"/>
+            </w:tcBorders>
+          </w:tcPr>
+          <w:p>
+            <w:pPr>
+              <w:spacing w:before="60"/>
+              <w:jc w:val="both"/>
+            </w:pPr>
+            <w:r>
+              <w:rPr>
+                <w:sz w:val="18"/>
+                <w:szCs w:val="18"/>
+              </w:rPr>
+              <w:t xml:space="preserve">0.09%</w:t>
+            </w:r>
+          </w:p>
+        </w:tc>
+        <w:tc>
+          <w:tcPr>
+            <w:tcW w:w="1440" w:type="dxa"/>
+            <w:tcBorders>
+              <w:top w:val="single" w:sz="4" w:space="0" w:color="auto"/>
+              <w:left w:val="nil"/>
+              <w:right w:val="nil"/>
+            </w:tcBorders>
+          </w:tcPr>
+          <w:p>
+            <w:pPr>
+              <w:spacing w:before="60"/>
+              <w:jc w:val="both"/>
+            </w:pPr>
+            <w:r>
+              <w:rPr>
+                <w:sz w:val="18"/>
+                <w:szCs w:val="18"/>
+              </w:rPr>
+              <w:t xml:space="preserve">3.07%</w:t>
             </w:r>
           </w:p>
         </w:tc>
@@ -7946,7 +10002,7 @@
       <w:tr>
         <w:tc>
           <w:tcPr>
-            <w:tcW w:w="2185" w:type="dxa"/>
+            <w:tcW w:w="1440" w:type="dxa"/>
             <w:tcBorders>
               <w:top w:val="single" w:sz="4" w:space="0" w:color="000000"/>
               <w:left w:val="nil"/>
@@ -7966,13 +10022,13 @@
                 <w:sz w:val="18"/>
                 <w:szCs w:val="18"/>
               </w:rPr>
-              <w:t xml:space="preserve">Negative control — unexpired payloads</w:t>
-            </w:r>
-          </w:p>
-        </w:tc>
-        <w:tc>
-          <w:tcPr>
-            <w:tcW w:w="2185" w:type="dxa"/>
+              <w:t xml:space="preserve">1,500</w:t>
+            </w:r>
+          </w:p>
+        </w:tc>
+        <w:tc>
+          <w:tcPr>
+            <w:tcW w:w="1440" w:type="dxa"/>
             <w:tcBorders>
               <w:top w:val="nil"/>
               <w:left w:val="nil"/>
@@ -7982,13 +10038,13 @@
           </w:tcPr>
           <w:p>
             <w:r>
-              <w:t xml:space="preserve">2,549</w:t>
-            </w:r>
-          </w:p>
-        </w:tc>
-        <w:tc>
-          <w:tcPr>
-            <w:tcW w:w="2185" w:type="dxa"/>
+              <w:t xml:space="preserve">6,692</w:t>
+            </w:r>
+          </w:p>
+        </w:tc>
+        <w:tc>
+          <w:tcPr>
+            <w:tcW w:w="1440" w:type="dxa"/>
             <w:tcBorders>
               <w:top w:val="single" w:sz="4" w:space="0" w:color="auto"/>
               <w:left w:val="nil"/>
@@ -8005,13 +10061,13 @@
                 <w:sz w:val="18"/>
                 <w:szCs w:val="18"/>
               </w:rPr>
-              <w:t xml:space="preserve">0 wrongly rejected</w:t>
-            </w:r>
-          </w:p>
-        </w:tc>
-        <w:tc>
-          <w:tcPr>
-            <w:tcW w:w="2188" w:type="dxa"/>
+              <w:t xml:space="preserve">111.5</w:t>
+            </w:r>
+          </w:p>
+        </w:tc>
+        <w:tc>
+          <w:tcPr>
+            <w:tcW w:w="1440" w:type="dxa"/>
             <w:tcBorders>
               <w:top w:val="single" w:sz="4" w:space="0" w:color="auto"/>
               <w:left w:val="nil"/>
@@ -8028,57 +10084,13 @@
                 <w:sz w:val="18"/>
                 <w:szCs w:val="18"/>
               </w:rPr>
-              <w:t xml:space="preserve">0% FPR</w:t>
-            </w:r>
-          </w:p>
-        </w:tc>
-      </w:tr>
-      <w:tr>
-        <w:tc>
-          <w:tcPr>
-            <w:tcW w:w="2185" w:type="dxa"/>
-            <w:tcBorders>
-              <w:top w:val="single" w:sz="4" w:space="0" w:color="000000"/>
-              <w:left w:val="nil"/>
-              <w:bottom w:val="single" w:sz="4" w:space="0" w:color="000000"/>
-              <w:right w:val="nil"/>
-            </w:tcBorders>
-          </w:tcPr>
-          <w:p>
-            <w:pPr>
-              <w:spacing w:before="60"/>
-              <w:jc w:val="both"/>
-            </w:pPr>
-            <w:r>
-              <w:rPr>
-                <w:b/>
-                <w:i/>
-                <w:sz w:val="18"/>
-                <w:szCs w:val="18"/>
-              </w:rPr>
-              <w:t xml:space="preserve">Negative control — unmodified payloads</w:t>
-            </w:r>
-          </w:p>
-        </w:tc>
-        <w:tc>
-          <w:tcPr>
-            <w:tcW w:w="2185" w:type="dxa"/>
-            <w:tcBorders>
-              <w:top w:val="nil"/>
-              <w:left w:val="nil"/>
-              <w:bottom w:val="nil"/>
-              <w:right w:val="nil"/>
-            </w:tcBorders>
-          </w:tcPr>
-          <w:p>
-            <w:r>
-              <w:t xml:space="preserve">2,500</w:t>
-            </w:r>
-          </w:p>
-        </w:tc>
-        <w:tc>
-          <w:tcPr>
-            <w:tcW w:w="2185" w:type="dxa"/>
+              <w:t xml:space="preserve">16.25</w:t>
+            </w:r>
+          </w:p>
+        </w:tc>
+        <w:tc>
+          <w:tcPr>
+            <w:tcW w:w="1440" w:type="dxa"/>
             <w:tcBorders>
               <w:top w:val="single" w:sz="4" w:space="0" w:color="auto"/>
               <w:left w:val="nil"/>
@@ -8095,13 +10107,13 @@
                 <w:sz w:val="18"/>
                 <w:szCs w:val="18"/>
               </w:rPr>
-              <w:t xml:space="preserve">0 wrongly rejected</w:t>
-            </w:r>
-          </w:p>
-        </w:tc>
-        <w:tc>
-          <w:tcPr>
-            <w:tcW w:w="2188" w:type="dxa"/>
+              <w:t xml:space="preserve">19.16</w:t>
+            </w:r>
+          </w:p>
+        </w:tc>
+        <w:tc>
+          <w:tcPr>
+            <w:tcW w:w="1440" w:type="dxa"/>
             <w:tcBorders>
               <w:top w:val="single" w:sz="4" w:space="0" w:color="auto"/>
               <w:left w:val="nil"/>
@@ -8118,57 +10130,13 @@
                 <w:sz w:val="18"/>
                 <w:szCs w:val="18"/>
               </w:rPr>
-              <w:t xml:space="preserve">0% FPR</w:t>
-            </w:r>
-          </w:p>
-        </w:tc>
-      </w:tr>
-      <w:tr>
-        <w:tc>
-          <w:tcPr>
-            <w:tcW w:w="2185" w:type="dxa"/>
-            <w:tcBorders>
-              <w:top w:val="single" w:sz="4" w:space="0" w:color="000000"/>
-              <w:left w:val="nil"/>
-              <w:bottom w:val="single" w:sz="4" w:space="0" w:color="000000"/>
-              <w:right w:val="nil"/>
-            </w:tcBorders>
-          </w:tcPr>
-          <w:p>
-            <w:pPr>
-              <w:spacing w:before="60"/>
-              <w:jc w:val="both"/>
-            </w:pPr>
-            <w:r>
-              <w:rPr>
-                <w:b/>
-                <w:i/>
-                <w:sz w:val="18"/>
-                <w:szCs w:val="18"/>
-              </w:rPr>
-              <w:t xml:space="preserve">Negative control — genuinely signed payloads</w:t>
-            </w:r>
-          </w:p>
-        </w:tc>
-        <w:tc>
-          <w:tcPr>
-            <w:tcW w:w="2185" w:type="dxa"/>
-            <w:tcBorders>
-              <w:top w:val="nil"/>
-              <w:left w:val="nil"/>
-              <w:bottom w:val="nil"/>
-              <w:right w:val="nil"/>
-            </w:tcBorders>
-          </w:tcPr>
-          <w:p>
-            <w:r>
-              <w:t xml:space="preserve">500</w:t>
-            </w:r>
-          </w:p>
-        </w:tc>
-        <w:tc>
-          <w:tcPr>
-            <w:tcW w:w="2185" w:type="dxa"/>
+              <w:t xml:space="preserve">0.05%</w:t>
+            </w:r>
+          </w:p>
+        </w:tc>
+        <w:tc>
+          <w:tcPr>
+            <w:tcW w:w="1440" w:type="dxa"/>
             <w:tcBorders>
               <w:top w:val="single" w:sz="4" w:space="0" w:color="auto"/>
               <w:left w:val="nil"/>
@@ -8185,120 +10153,7 @@
                 <w:sz w:val="18"/>
                 <w:szCs w:val="18"/>
               </w:rPr>
-              <w:t xml:space="preserve">0 wrongly rejected</w:t>
-            </w:r>
-          </w:p>
-        </w:tc>
-        <w:tc>
-          <w:tcPr>
-            <w:tcW w:w="2188" w:type="dxa"/>
-            <w:tcBorders>
-              <w:top w:val="single" w:sz="4" w:space="0" w:color="auto"/>
-              <w:left w:val="nil"/>
-              <w:right w:val="nil"/>
-            </w:tcBorders>
-          </w:tcPr>
-          <w:p>
-            <w:pPr>
-              <w:spacing w:before="60"/>
-              <w:jc w:val="both"/>
-            </w:pPr>
-            <w:r>
-              <w:rPr>
-                <w:sz w:val="18"/>
-                <w:szCs w:val="18"/>
-              </w:rPr>
-              <w:t xml:space="preserve">0% FPR</w:t>
-            </w:r>
-          </w:p>
-        </w:tc>
-      </w:tr>
-      <w:tr>
-        <w:tc>
-          <w:tcPr>
-            <w:tcW w:w="2185" w:type="dxa"/>
-            <w:tcBorders>
-              <w:top w:val="single" w:sz="4" w:space="0" w:color="000000"/>
-              <w:left w:val="nil"/>
-              <w:bottom w:val="single" w:sz="4" w:space="0" w:color="000000"/>
-              <w:right w:val="nil"/>
-            </w:tcBorders>
-          </w:tcPr>
-          <w:p>
-            <w:pPr>
-              <w:spacing w:before="60"/>
-              <w:jc w:val="both"/>
-            </w:pPr>
-            <w:r>
-              <w:rPr>
-                <w:b/>
-                <w:i/>
-                <w:sz w:val="18"/>
-                <w:szCs w:val="18"/>
-              </w:rPr>
-              <w:t xml:space="preserve">Signature forgery, 4 types</w:t>
-            </w:r>
-          </w:p>
-        </w:tc>
-        <w:tc>
-          <w:tcPr>
-            <w:tcW w:w="2185" w:type="dxa"/>
-            <w:tcBorders>
-              <w:top w:val="nil"/>
-              <w:left w:val="nil"/>
-              <w:bottom w:val="nil"/>
-              <w:right w:val="nil"/>
-            </w:tcBorders>
-          </w:tcPr>
-          <w:p>
-            <w:r>
-              <w:t xml:space="preserve">4,000</w:t>
-            </w:r>
-          </w:p>
-        </w:tc>
-        <w:tc>
-          <w:tcPr>
-            <w:tcW w:w="2185" w:type="dxa"/>
-            <w:tcBorders>
-              <w:top w:val="single" w:sz="4" w:space="0" w:color="auto"/>
-              <w:left w:val="nil"/>
-              <w:right w:val="nil"/>
-            </w:tcBorders>
-          </w:tcPr>
-          <w:p>
-            <w:pPr>
-              <w:spacing w:before="60"/>
-              <w:jc w:val="both"/>
-            </w:pPr>
-            <w:r>
-              <w:rPr>
-                <w:sz w:val="18"/>
-                <w:szCs w:val="18"/>
-              </w:rPr>
-              <w:t xml:space="preserve">4,000</w:t>
-            </w:r>
-          </w:p>
-        </w:tc>
-        <w:tc>
-          <w:tcPr>
-            <w:tcW w:w="2188" w:type="dxa"/>
-            <w:tcBorders>
-              <w:top w:val="single" w:sz="4" w:space="0" w:color="auto"/>
-              <w:left w:val="nil"/>
-              <w:right w:val="nil"/>
-            </w:tcBorders>
-          </w:tcPr>
-          <w:p>
-            <w:pPr>
-              <w:spacing w:before="60"/>
-              <w:jc w:val="both"/>
-            </w:pPr>
-            <w:r>
-              <w:rPr>
-                <w:sz w:val="18"/>
-                <w:szCs w:val="18"/>
-              </w:rPr>
-              <w:t xml:space="preserve">100%</w:t>
+              <w:t xml:space="preserve">4.28%</w:t>
             </w:r>
           </w:p>
         </w:tc>
@@ -8308,1827 +10163,13 @@
       <w:pPr>
         <w:ind w:firstLine="216"/>
         <w:jc w:val="both"/>
-      </w:pPr>
-      <w:r>
-        <w:t xml:space="preserve">False positives were zero throughout. None of the 1,500 first-time verifications was flagged as a replay, none of the 2,549 unexpired negative controls was rejected as expired, and none of the 2,500 unmodified payloads or 500 genuinely signed payloads was rejected. Mean detection time for data tampering was 0.879 ms (median 0.862 ms; 95th percentile 1.051 ms), with every operation below the 20 ms design target. The other three scenarios also stayed under 2 ms on average, and at least 99.4% of operations in every scenario fell below 20 ms. Table XIV gives the subtype breakdown.</w:t>
-      </w:r>
-    </w:p>
-    <w:p>
-      <w:pPr>
-        <w:spacing w:before="120" w:after="60"/>
-        <w:jc w:val="center"/>
-      </w:pPr>
-      <w:r>
-        <w:rPr>
-          <w:smallCaps/>
-          <w:sz w:val="16"/>
-          <w:szCs w:val="16"/>
-        </w:rPr>
-        <w:t xml:space="preserve">TABEL XIVEmpirical Detection Rate by Data Tampering Subtype</w:t>
-      </w:r>
-    </w:p>
-    <w:tbl>
-      <w:tblPr>
-        <w:tblStyle w:val="a"/>
-        <w:tblW w:w="10080" w:type="dxa"/>
-        <w:tblInd w:w="-108" w:type="dxa"/>
-        <w:tblLayout w:type="fixed"/>
-        <w:tblLook w:val="0400" w:firstRow="0" w:lastRow="0" w:firstColumn="0" w:lastColumn="0" w:noHBand="0" w:noVBand="1"/>
-      </w:tblPr>
-      <w:tblGrid>
-        <w:gridCol w:w="1748"/>
-        <w:gridCol w:w="1748"/>
-        <w:gridCol w:w="1748"/>
-        <w:gridCol w:w="1748"/>
-        <w:gridCol w:w="1751"/>
-      </w:tblGrid>
-      <w:tr>
-        <w:tc>
-          <w:tcPr>
-            <w:tcW w:w="1748" w:type="dxa"/>
-            <w:tcBorders>
-              <w:top w:val="single" w:sz="4" w:space="0" w:color="000000"/>
-              <w:left w:val="nil"/>
-              <w:bottom w:val="single" w:sz="4" w:space="0" w:color="000000"/>
-              <w:right w:val="nil"/>
-            </w:tcBorders>
-          </w:tcPr>
-          <w:p>
-            <w:pPr>
-              <w:spacing w:before="60"/>
-              <w:jc w:val="both"/>
-            </w:pPr>
-            <w:r>
-              <w:rPr>
-                <w:b/>
-              </w:rPr>
-              <w:t xml:space="preserve">Tampering subtype</w:t>
-            </w:r>
-          </w:p>
-        </w:tc>
-        <w:tc>
-          <w:tcPr>
-            <w:tcW w:w="1748" w:type="dxa"/>
-            <w:tcBorders>
-              <w:top w:val="single" w:sz="4" w:space="0" w:color="000000"/>
-              <w:left w:val="nil"/>
-              <w:bottom w:val="nil"/>
-              <w:right w:val="nil"/>
-            </w:tcBorders>
-          </w:tcPr>
-          <w:p>
-            <w:r>
-              <w:t xml:space="preserve">Category</w:t>
-            </w:r>
-          </w:p>
-        </w:tc>
-        <w:tc>
-          <w:tcPr>
-            <w:tcW w:w="1748" w:type="dxa"/>
-            <w:tcBorders>
-              <w:top w:val="single" w:sz="4" w:space="0" w:color="000000"/>
-              <w:left w:val="nil"/>
-              <w:bottom w:val="single" w:sz="4" w:space="0" w:color="auto"/>
-              <w:right w:val="nil"/>
-            </w:tcBorders>
-          </w:tcPr>
-          <w:p>
-            <w:pPr>
-              <w:spacing w:before="60"/>
-              <w:jc w:val="both"/>
-            </w:pPr>
-            <w:r>
-              <w:rPr>
-                <w:b/>
-              </w:rPr>
-              <w:t xml:space="preserve">Attempts</w:t>
-            </w:r>
-          </w:p>
-        </w:tc>
-        <w:tc>
-          <w:tcPr>
-            <w:tcW w:w="1748" w:type="dxa"/>
-            <w:tcBorders>
-              <w:top w:val="single" w:sz="4" w:space="0" w:color="000000"/>
-              <w:left w:val="nil"/>
-              <w:bottom w:val="single" w:sz="4" w:space="0" w:color="auto"/>
-              <w:right w:val="nil"/>
-            </w:tcBorders>
-          </w:tcPr>
-          <w:p>
-            <w:pPr>
-              <w:spacing w:before="60"/>
-              <w:jc w:val="both"/>
-            </w:pPr>
-            <w:r>
-              <w:rPr>
-                <w:b/>
-              </w:rPr>
-              <w:t xml:space="preserve">Detected</w:t>
-            </w:r>
-          </w:p>
-        </w:tc>
-        <w:tc>
-          <w:tcPr>
-            <w:tcW w:w="1751" w:type="dxa"/>
-            <w:tcBorders>
-              <w:top w:val="single" w:sz="4" w:space="0" w:color="000000"/>
-              <w:left w:val="nil"/>
-              <w:bottom w:val="single" w:sz="4" w:space="0" w:color="auto"/>
-              <w:right w:val="nil"/>
-            </w:tcBorders>
-          </w:tcPr>
-          <w:p>
-            <w:pPr>
-              <w:spacing w:before="60"/>
-              <w:jc w:val="both"/>
-            </w:pPr>
-            <w:r>
-              <w:rPr>
-                <w:b/>
-              </w:rPr>
-              <w:t xml:space="preserve">Rate</w:t>
-            </w:r>
-          </w:p>
-        </w:tc>
-      </w:tr>
-      <w:tr>
-        <w:tc>
-          <w:tcPr>
-            <w:tcW w:w="1748" w:type="dxa"/>
-            <w:tcBorders>
-              <w:top w:val="single" w:sz="4" w:space="0" w:color="000000"/>
-              <w:left w:val="nil"/>
-              <w:bottom w:val="single" w:sz="4" w:space="0" w:color="000000"/>
-              <w:right w:val="nil"/>
-            </w:tcBorders>
-          </w:tcPr>
-          <w:p>
-            <w:pPr>
-              <w:spacing w:before="60"/>
-              <w:jc w:val="both"/>
-            </w:pPr>
-            <w:r>
-              <w:rPr>
-                <w:b/>
-                <w:i/>
-                <w:sz w:val="18"/>
-                <w:szCs w:val="18"/>
-              </w:rPr>
-              <w:t xml:space="preserve">field_modification</w:t>
-            </w:r>
-          </w:p>
-        </w:tc>
-        <w:tc>
-          <w:tcPr>
-            <w:tcW w:w="1748" w:type="dxa"/>
-            <w:tcBorders>
-              <w:top w:val="nil"/>
-              <w:left w:val="nil"/>
-              <w:bottom w:val="nil"/>
-              <w:right w:val="nil"/>
-            </w:tcBorders>
-          </w:tcPr>
-          <w:p>
-            <w:r>
-              <w:t xml:space="preserve">Regular</w:t>
-            </w:r>
-          </w:p>
-        </w:tc>
-        <w:tc>
-          <w:tcPr>
-            <w:tcW w:w="1748" w:type="dxa"/>
-            <w:tcBorders>
-              <w:top w:val="single" w:sz="4" w:space="0" w:color="auto"/>
-              <w:left w:val="nil"/>
-              <w:right w:val="nil"/>
-            </w:tcBorders>
-          </w:tcPr>
-          <w:p>
-            <w:pPr>
-              <w:spacing w:before="60"/>
-              <w:jc w:val="both"/>
-            </w:pPr>
-            <w:r>
-              <w:rPr>
-                <w:sz w:val="18"/>
-                <w:szCs w:val="18"/>
-              </w:rPr>
-              <w:t xml:space="preserve">20,030</w:t>
-            </w:r>
-          </w:p>
-        </w:tc>
-        <w:tc>
-          <w:tcPr>
-            <w:tcW w:w="1748" w:type="dxa"/>
-            <w:tcBorders>
-              <w:top w:val="single" w:sz="4" w:space="0" w:color="auto"/>
-              <w:left w:val="nil"/>
-              <w:right w:val="nil"/>
-            </w:tcBorders>
-          </w:tcPr>
-          <w:p>
-            <w:pPr>
-              <w:spacing w:before="60"/>
-              <w:jc w:val="both"/>
-            </w:pPr>
-            <w:r>
-              <w:rPr>
-                <w:sz w:val="18"/>
-                <w:szCs w:val="18"/>
-              </w:rPr>
-              <w:t xml:space="preserve">20,030</w:t>
-            </w:r>
-          </w:p>
-        </w:tc>
-        <w:tc>
-          <w:tcPr>
-            <w:tcW w:w="1751" w:type="dxa"/>
-            <w:tcBorders>
-              <w:top w:val="single" w:sz="4" w:space="0" w:color="auto"/>
-              <w:left w:val="nil"/>
-              <w:right w:val="nil"/>
-            </w:tcBorders>
-          </w:tcPr>
-          <w:p>
-            <w:pPr>
-              <w:spacing w:before="60"/>
-              <w:jc w:val="both"/>
-            </w:pPr>
-            <w:r>
-              <w:rPr>
-                <w:sz w:val="18"/>
-                <w:szCs w:val="18"/>
-              </w:rPr>
-              <w:t xml:space="preserve">100%</w:t>
-            </w:r>
-          </w:p>
-        </w:tc>
-      </w:tr>
-      <w:tr>
-        <w:tc>
-          <w:tcPr>
-            <w:tcW w:w="1748" w:type="dxa"/>
-            <w:tcBorders>
-              <w:top w:val="single" w:sz="4" w:space="0" w:color="000000"/>
-              <w:left w:val="nil"/>
-              <w:bottom w:val="single" w:sz="4" w:space="0" w:color="000000"/>
-              <w:right w:val="nil"/>
-            </w:tcBorders>
-          </w:tcPr>
-          <w:p>
-            <w:pPr>
-              <w:spacing w:before="60"/>
-              <w:jc w:val="both"/>
-            </w:pPr>
-            <w:r>
-              <w:rPr>
-                <w:b/>
-                <w:i/>
-                <w:sz w:val="18"/>
-                <w:szCs w:val="18"/>
-              </w:rPr>
-              <w:t xml:space="preserve">field_addition</w:t>
-            </w:r>
-          </w:p>
-        </w:tc>
-        <w:tc>
-          <w:tcPr>
-            <w:tcW w:w="1748" w:type="dxa"/>
-            <w:tcBorders>
-              <w:top w:val="nil"/>
-              <w:left w:val="nil"/>
-              <w:bottom w:val="nil"/>
-              <w:right w:val="nil"/>
-            </w:tcBorders>
-          </w:tcPr>
-          <w:p>
-            <w:r>
-              <w:t xml:space="preserve">Regular</w:t>
-            </w:r>
-          </w:p>
-        </w:tc>
-        <w:tc>
-          <w:tcPr>
-            <w:tcW w:w="1748" w:type="dxa"/>
-            <w:tcBorders>
-              <w:top w:val="single" w:sz="4" w:space="0" w:color="auto"/>
-              <w:left w:val="nil"/>
-              <w:right w:val="nil"/>
-            </w:tcBorders>
-          </w:tcPr>
-          <w:p>
-            <w:pPr>
-              <w:spacing w:before="60"/>
-              <w:jc w:val="both"/>
-            </w:pPr>
-            <w:r>
-              <w:rPr>
-                <w:sz w:val="18"/>
-                <w:szCs w:val="18"/>
-              </w:rPr>
-              <w:t xml:space="preserve">10,102</w:t>
-            </w:r>
-          </w:p>
-        </w:tc>
-        <w:tc>
-          <w:tcPr>
-            <w:tcW w:w="1748" w:type="dxa"/>
-            <w:tcBorders>
-              <w:top w:val="single" w:sz="4" w:space="0" w:color="auto"/>
-              <w:left w:val="nil"/>
-              <w:right w:val="nil"/>
-            </w:tcBorders>
-          </w:tcPr>
-          <w:p>
-            <w:pPr>
-              <w:spacing w:before="60"/>
-              <w:jc w:val="both"/>
-            </w:pPr>
-            <w:r>
-              <w:rPr>
-                <w:sz w:val="18"/>
-                <w:szCs w:val="18"/>
-              </w:rPr>
-              <w:t xml:space="preserve">10,102</w:t>
-            </w:r>
-          </w:p>
-        </w:tc>
-        <w:tc>
-          <w:tcPr>
-            <w:tcW w:w="1751" w:type="dxa"/>
-            <w:tcBorders>
-              <w:top w:val="single" w:sz="4" w:space="0" w:color="auto"/>
-              <w:left w:val="nil"/>
-              <w:right w:val="nil"/>
-            </w:tcBorders>
-          </w:tcPr>
-          <w:p>
-            <w:pPr>
-              <w:spacing w:before="60"/>
-              <w:jc w:val="both"/>
-            </w:pPr>
-            <w:r>
-              <w:rPr>
-                <w:sz w:val="18"/>
-                <w:szCs w:val="18"/>
-              </w:rPr>
-              <w:t xml:space="preserve">100%</w:t>
-            </w:r>
-          </w:p>
-        </w:tc>
-      </w:tr>
-      <w:tr>
-        <w:tc>
-          <w:tcPr>
-            <w:tcW w:w="1748" w:type="dxa"/>
-            <w:tcBorders>
-              <w:top w:val="single" w:sz="4" w:space="0" w:color="000000"/>
-              <w:left w:val="nil"/>
-              <w:bottom w:val="single" w:sz="4" w:space="0" w:color="000000"/>
-              <w:right w:val="nil"/>
-            </w:tcBorders>
-          </w:tcPr>
-          <w:p>
-            <w:pPr>
-              <w:spacing w:before="60"/>
-              <w:jc w:val="both"/>
-            </w:pPr>
-            <w:r>
-              <w:rPr>
-                <w:b/>
-                <w:i/>
-                <w:sz w:val="18"/>
-                <w:szCs w:val="18"/>
-              </w:rPr>
-              <w:t xml:space="preserve">field_removal</w:t>
-            </w:r>
-          </w:p>
-        </w:tc>
-        <w:tc>
-          <w:tcPr>
-            <w:tcW w:w="1748" w:type="dxa"/>
-            <w:tcBorders>
-              <w:top w:val="nil"/>
-              <w:left w:val="nil"/>
-              <w:bottom w:val="nil"/>
-              <w:right w:val="nil"/>
-            </w:tcBorders>
-          </w:tcPr>
-          <w:p>
-            <w:r>
-              <w:t xml:space="preserve">Regular</w:t>
-            </w:r>
-          </w:p>
-        </w:tc>
-        <w:tc>
-          <w:tcPr>
-            <w:tcW w:w="1748" w:type="dxa"/>
-            <w:tcBorders>
-              <w:top w:val="single" w:sz="4" w:space="0" w:color="auto"/>
-              <w:left w:val="nil"/>
-              <w:right w:val="nil"/>
-            </w:tcBorders>
-          </w:tcPr>
-          <w:p>
-            <w:pPr>
-              <w:spacing w:before="60"/>
-              <w:jc w:val="both"/>
-            </w:pPr>
-            <w:r>
-              <w:rPr>
-                <w:sz w:val="18"/>
-                <w:szCs w:val="18"/>
-              </w:rPr>
-              <w:t xml:space="preserve">7,467</w:t>
-            </w:r>
-          </w:p>
-        </w:tc>
-        <w:tc>
-          <w:tcPr>
-            <w:tcW w:w="1748" w:type="dxa"/>
-            <w:tcBorders>
-              <w:top w:val="single" w:sz="4" w:space="0" w:color="auto"/>
-              <w:left w:val="nil"/>
-              <w:right w:val="nil"/>
-            </w:tcBorders>
-          </w:tcPr>
-          <w:p>
-            <w:pPr>
-              <w:spacing w:before="60"/>
-              <w:jc w:val="both"/>
-            </w:pPr>
-            <w:r>
-              <w:rPr>
-                <w:sz w:val="18"/>
-                <w:szCs w:val="18"/>
-              </w:rPr>
-              <w:t xml:space="preserve">7,467</w:t>
-            </w:r>
-          </w:p>
-        </w:tc>
-        <w:tc>
-          <w:tcPr>
-            <w:tcW w:w="1751" w:type="dxa"/>
-            <w:tcBorders>
-              <w:top w:val="single" w:sz="4" w:space="0" w:color="auto"/>
-              <w:left w:val="nil"/>
-              <w:right w:val="nil"/>
-            </w:tcBorders>
-          </w:tcPr>
-          <w:p>
-            <w:pPr>
-              <w:spacing w:before="60"/>
-              <w:jc w:val="both"/>
-            </w:pPr>
-            <w:r>
-              <w:rPr>
-                <w:sz w:val="18"/>
-                <w:szCs w:val="18"/>
-              </w:rPr>
-              <w:t xml:space="preserve">100%</w:t>
-            </w:r>
-          </w:p>
-        </w:tc>
-      </w:tr>
-      <w:tr>
-        <w:tc>
-          <w:tcPr>
-            <w:tcW w:w="1748" w:type="dxa"/>
-            <w:tcBorders>
-              <w:top w:val="single" w:sz="4" w:space="0" w:color="000000"/>
-              <w:left w:val="nil"/>
-              <w:bottom w:val="single" w:sz="4" w:space="0" w:color="000000"/>
-              <w:right w:val="nil"/>
-            </w:tcBorders>
-          </w:tcPr>
-          <w:p>
-            <w:pPr>
-              <w:spacing w:before="60"/>
-              <w:jc w:val="both"/>
-            </w:pPr>
-            <w:r>
-              <w:rPr>
-                <w:b/>
-                <w:i/>
-                <w:sz w:val="18"/>
-                <w:szCs w:val="18"/>
-              </w:rPr>
-              <w:t xml:space="preserve">data_type_change</w:t>
-            </w:r>
-          </w:p>
-        </w:tc>
-        <w:tc>
-          <w:tcPr>
-            <w:tcW w:w="1748" w:type="dxa"/>
-            <w:tcBorders>
-              <w:top w:val="nil"/>
-              <w:left w:val="nil"/>
-              <w:bottom w:val="nil"/>
-              <w:right w:val="nil"/>
-            </w:tcBorders>
-          </w:tcPr>
-          <w:p>
-            <w:r>
-              <w:t xml:space="preserve">Regular</w:t>
-            </w:r>
-          </w:p>
-        </w:tc>
-        <w:tc>
-          <w:tcPr>
-            <w:tcW w:w="1748" w:type="dxa"/>
-            <w:tcBorders>
-              <w:top w:val="single" w:sz="4" w:space="0" w:color="auto"/>
-              <w:left w:val="nil"/>
-              <w:right w:val="nil"/>
-            </w:tcBorders>
-          </w:tcPr>
-          <w:p>
-            <w:pPr>
-              <w:spacing w:before="60"/>
-              <w:jc w:val="both"/>
-            </w:pPr>
-            <w:r>
-              <w:rPr>
-                <w:sz w:val="18"/>
-                <w:szCs w:val="18"/>
-              </w:rPr>
-              <w:t xml:space="preserve">4,993</w:t>
-            </w:r>
-          </w:p>
-        </w:tc>
-        <w:tc>
-          <w:tcPr>
-            <w:tcW w:w="1748" w:type="dxa"/>
-            <w:tcBorders>
-              <w:top w:val="single" w:sz="4" w:space="0" w:color="auto"/>
-              <w:left w:val="nil"/>
-              <w:right w:val="nil"/>
-            </w:tcBorders>
-          </w:tcPr>
-          <w:p>
-            <w:pPr>
-              <w:spacing w:before="60"/>
-              <w:jc w:val="both"/>
-            </w:pPr>
-            <w:r>
-              <w:rPr>
-                <w:sz w:val="18"/>
-                <w:szCs w:val="18"/>
-              </w:rPr>
-              <w:t xml:space="preserve">4,993</w:t>
-            </w:r>
-          </w:p>
-        </w:tc>
-        <w:tc>
-          <w:tcPr>
-            <w:tcW w:w="1751" w:type="dxa"/>
-            <w:tcBorders>
-              <w:top w:val="single" w:sz="4" w:space="0" w:color="auto"/>
-              <w:left w:val="nil"/>
-              <w:right w:val="nil"/>
-            </w:tcBorders>
-          </w:tcPr>
-          <w:p>
-            <w:pPr>
-              <w:spacing w:before="60"/>
-              <w:jc w:val="both"/>
-            </w:pPr>
-            <w:r>
-              <w:rPr>
-                <w:sz w:val="18"/>
-                <w:szCs w:val="18"/>
-              </w:rPr>
-              <w:t xml:space="preserve">100%</w:t>
-            </w:r>
-          </w:p>
-        </w:tc>
-      </w:tr>
-      <w:tr>
-        <w:tc>
-          <w:tcPr>
-            <w:tcW w:w="1748" w:type="dxa"/>
-            <w:tcBorders>
-              <w:top w:val="single" w:sz="4" w:space="0" w:color="000000"/>
-              <w:left w:val="nil"/>
-              <w:bottom w:val="single" w:sz="4" w:space="0" w:color="000000"/>
-              <w:right w:val="nil"/>
-            </w:tcBorders>
-          </w:tcPr>
-          <w:p>
-            <w:pPr>
-              <w:spacing w:before="60"/>
-              <w:jc w:val="both"/>
-            </w:pPr>
-            <w:r>
-              <w:rPr>
-                <w:b/>
-                <w:i/>
-                <w:sz w:val="18"/>
-                <w:szCs w:val="18"/>
-              </w:rPr>
-              <w:t xml:space="preserve">timestamp_tampering</w:t>
-            </w:r>
-          </w:p>
-        </w:tc>
-        <w:tc>
-          <w:tcPr>
-            <w:tcW w:w="1748" w:type="dxa"/>
-            <w:tcBorders>
-              <w:top w:val="nil"/>
-              <w:left w:val="nil"/>
-              <w:bottom w:val="nil"/>
-              <w:right w:val="nil"/>
-            </w:tcBorders>
-          </w:tcPr>
-          <w:p>
-            <w:r>
-              <w:t xml:space="preserve">Regular</w:t>
-            </w:r>
-          </w:p>
-        </w:tc>
-        <w:tc>
-          <w:tcPr>
-            <w:tcW w:w="1748" w:type="dxa"/>
-            <w:tcBorders>
-              <w:top w:val="single" w:sz="4" w:space="0" w:color="auto"/>
-              <w:left w:val="nil"/>
-              <w:right w:val="nil"/>
-            </w:tcBorders>
-          </w:tcPr>
-          <w:p>
-            <w:pPr>
-              <w:spacing w:before="60"/>
-              <w:jc w:val="both"/>
-            </w:pPr>
-            <w:r>
-              <w:rPr>
-                <w:sz w:val="18"/>
-                <w:szCs w:val="18"/>
-              </w:rPr>
-              <w:t xml:space="preserve">3,943</w:t>
-            </w:r>
-          </w:p>
-        </w:tc>
-        <w:tc>
-          <w:tcPr>
-            <w:tcW w:w="1748" w:type="dxa"/>
-            <w:tcBorders>
-              <w:top w:val="single" w:sz="4" w:space="0" w:color="auto"/>
-              <w:left w:val="nil"/>
-              <w:right w:val="nil"/>
-            </w:tcBorders>
-          </w:tcPr>
-          <w:p>
-            <w:pPr>
-              <w:spacing w:before="60"/>
-              <w:jc w:val="both"/>
-            </w:pPr>
-            <w:r>
-              <w:rPr>
-                <w:sz w:val="18"/>
-                <w:szCs w:val="18"/>
-              </w:rPr>
-              <w:t xml:space="preserve">3,943</w:t>
-            </w:r>
-          </w:p>
-        </w:tc>
-        <w:tc>
-          <w:tcPr>
-            <w:tcW w:w="1751" w:type="dxa"/>
-            <w:tcBorders>
-              <w:top w:val="single" w:sz="4" w:space="0" w:color="auto"/>
-              <w:left w:val="nil"/>
-              <w:right w:val="nil"/>
-            </w:tcBorders>
-          </w:tcPr>
-          <w:p>
-            <w:pPr>
-              <w:spacing w:before="60"/>
-              <w:jc w:val="both"/>
-            </w:pPr>
-            <w:r>
-              <w:rPr>
-                <w:sz w:val="18"/>
-                <w:szCs w:val="18"/>
-              </w:rPr>
-              <w:t xml:space="preserve">100%</w:t>
-            </w:r>
-          </w:p>
-        </w:tc>
-      </w:tr>
-      <w:tr>
-        <w:tc>
-          <w:tcPr>
-            <w:tcW w:w="1748" w:type="dxa"/>
-            <w:tcBorders>
-              <w:top w:val="single" w:sz="4" w:space="0" w:color="000000"/>
-              <w:left w:val="nil"/>
-              <w:bottom w:val="single" w:sz="4" w:space="0" w:color="000000"/>
-              <w:right w:val="nil"/>
-            </w:tcBorders>
-          </w:tcPr>
-          <w:p>
-            <w:pPr>
-              <w:spacing w:before="60"/>
-              <w:jc w:val="both"/>
-            </w:pPr>
-            <w:r>
-              <w:rPr>
-                <w:b/>
-                <w:i/>
-                <w:sz w:val="18"/>
-                <w:szCs w:val="18"/>
-              </w:rPr>
-              <w:t xml:space="preserve">signature_injection</w:t>
-            </w:r>
-          </w:p>
-        </w:tc>
-        <w:tc>
-          <w:tcPr>
-            <w:tcW w:w="1748" w:type="dxa"/>
-            <w:tcBorders>
-              <w:top w:val="nil"/>
-              <w:left w:val="nil"/>
-              <w:bottom w:val="nil"/>
-              <w:right w:val="nil"/>
-            </w:tcBorders>
-          </w:tcPr>
-          <w:p>
-            <w:r>
-              <w:t xml:space="preserve">Critical</w:t>
-            </w:r>
-          </w:p>
-        </w:tc>
-        <w:tc>
-          <w:tcPr>
-            <w:tcW w:w="1748" w:type="dxa"/>
-            <w:tcBorders>
-              <w:top w:val="single" w:sz="4" w:space="0" w:color="auto"/>
-              <w:left w:val="nil"/>
-              <w:right w:val="nil"/>
-            </w:tcBorders>
-          </w:tcPr>
-          <w:p>
-            <w:pPr>
-              <w:spacing w:before="60"/>
-              <w:jc w:val="both"/>
-            </w:pPr>
-            <w:r>
-              <w:rPr>
-                <w:sz w:val="18"/>
-                <w:szCs w:val="18"/>
-              </w:rPr>
-              <w:t xml:space="preserve">2,491</w:t>
-            </w:r>
-          </w:p>
-        </w:tc>
-        <w:tc>
-          <w:tcPr>
-            <w:tcW w:w="1748" w:type="dxa"/>
-            <w:tcBorders>
-              <w:top w:val="single" w:sz="4" w:space="0" w:color="auto"/>
-              <w:left w:val="nil"/>
-              <w:right w:val="nil"/>
-            </w:tcBorders>
-          </w:tcPr>
-          <w:p>
-            <w:pPr>
-              <w:spacing w:before="60"/>
-              <w:jc w:val="both"/>
-            </w:pPr>
-            <w:r>
-              <w:rPr>
-                <w:sz w:val="18"/>
-                <w:szCs w:val="18"/>
-              </w:rPr>
-              <w:t xml:space="preserve">2,491</w:t>
-            </w:r>
-          </w:p>
-        </w:tc>
-        <w:tc>
-          <w:tcPr>
-            <w:tcW w:w="1751" w:type="dxa"/>
-            <w:tcBorders>
-              <w:top w:val="single" w:sz="4" w:space="0" w:color="auto"/>
-              <w:left w:val="nil"/>
-              <w:right w:val="nil"/>
-            </w:tcBorders>
-          </w:tcPr>
-          <w:p>
-            <w:pPr>
-              <w:spacing w:before="60"/>
-              <w:jc w:val="both"/>
-            </w:pPr>
-            <w:r>
-              <w:rPr>
-                <w:sz w:val="18"/>
-                <w:szCs w:val="18"/>
-              </w:rPr>
-              <w:t xml:space="preserve">100%</w:t>
-            </w:r>
-          </w:p>
-        </w:tc>
-      </w:tr>
-      <w:tr>
-        <w:tc>
-          <w:tcPr>
-            <w:tcW w:w="1748" w:type="dxa"/>
-            <w:tcBorders>
-              <w:top w:val="single" w:sz="4" w:space="0" w:color="000000"/>
-              <w:left w:val="nil"/>
-              <w:bottom w:val="single" w:sz="4" w:space="0" w:color="000000"/>
-              <w:right w:val="nil"/>
-            </w:tcBorders>
-          </w:tcPr>
-          <w:p>
-            <w:pPr>
-              <w:spacing w:before="60"/>
-              <w:jc w:val="both"/>
-            </w:pPr>
-            <w:r>
-              <w:rPr>
-                <w:b/>
-                <w:i/>
-                <w:sz w:val="18"/>
-                <w:szCs w:val="18"/>
-              </w:rPr>
-              <w:t xml:space="preserve">encryption_bypass</w:t>
-            </w:r>
-          </w:p>
-        </w:tc>
-        <w:tc>
-          <w:tcPr>
-            <w:tcW w:w="1748" w:type="dxa"/>
-            <w:tcBorders>
-              <w:top w:val="nil"/>
-              <w:left w:val="nil"/>
-              <w:bottom w:val="nil"/>
-              <w:right w:val="nil"/>
-            </w:tcBorders>
-          </w:tcPr>
-          <w:p>
-            <w:r>
-              <w:t xml:space="preserve">Critical</w:t>
-            </w:r>
-          </w:p>
-        </w:tc>
-        <w:tc>
-          <w:tcPr>
-            <w:tcW w:w="1748" w:type="dxa"/>
-            <w:tcBorders>
-              <w:top w:val="single" w:sz="4" w:space="0" w:color="auto"/>
-              <w:left w:val="nil"/>
-              <w:right w:val="nil"/>
-            </w:tcBorders>
-          </w:tcPr>
-          <w:p>
-            <w:pPr>
-              <w:spacing w:before="60"/>
-              <w:jc w:val="both"/>
-            </w:pPr>
-            <w:r>
-              <w:rPr>
-                <w:sz w:val="18"/>
-                <w:szCs w:val="18"/>
-              </w:rPr>
-              <w:t xml:space="preserve">974</w:t>
-            </w:r>
-          </w:p>
-        </w:tc>
-        <w:tc>
-          <w:tcPr>
-            <w:tcW w:w="1748" w:type="dxa"/>
-            <w:tcBorders>
-              <w:top w:val="single" w:sz="4" w:space="0" w:color="auto"/>
-              <w:left w:val="nil"/>
-              <w:right w:val="nil"/>
-            </w:tcBorders>
-          </w:tcPr>
-          <w:p>
-            <w:pPr>
-              <w:spacing w:before="60"/>
-              <w:jc w:val="both"/>
-            </w:pPr>
-            <w:r>
-              <w:rPr>
-                <w:sz w:val="18"/>
-                <w:szCs w:val="18"/>
-              </w:rPr>
-              <w:t xml:space="preserve">974</w:t>
-            </w:r>
-          </w:p>
-        </w:tc>
-        <w:tc>
-          <w:tcPr>
-            <w:tcW w:w="1751" w:type="dxa"/>
-            <w:tcBorders>
-              <w:top w:val="single" w:sz="4" w:space="0" w:color="auto"/>
-              <w:left w:val="nil"/>
-              <w:right w:val="nil"/>
-            </w:tcBorders>
-          </w:tcPr>
-          <w:p>
-            <w:pPr>
-              <w:spacing w:before="60"/>
-              <w:jc w:val="both"/>
-            </w:pPr>
-            <w:r>
-              <w:rPr>
-                <w:sz w:val="18"/>
-                <w:szCs w:val="18"/>
-              </w:rPr>
-              <w:t xml:space="preserve">100%</w:t>
-            </w:r>
-          </w:p>
-        </w:tc>
-      </w:tr>
-    </w:tbl>
-    <w:p>
-      <w:pPr>
-        <w:ind w:firstLine="216"/>
-        <w:jc w:val="both"/>
-      </w:pPr>
-      <w:r>
-        <w:t xml:space="preserve">These results require careful interpretation rather than celebration. Complete detection here is structural, not incidental. Every field that enters the signature also enters the SHA-256 digest, so any modification invalidates the RSASSA-PSS signature; a payload that differs from the stored original is additionally caught by field comparison. Within this threat model there is no room for a figure below 100%. The subtype gradient reported under simulation, where encryption bypass and signature injection appeared weakest, is a property of the difficulty constants encoded in the simulation harness rather than a property of the deployed system.</w:t>
-      </w:r>
-    </w:p>
-    <w:p>
-      <w:pPr>
-        <w:ind w:firstLine="216"/>
-        <w:jc w:val="both"/>
-      </w:pPr>
-      <w:r>
-        <w:t xml:space="preserve">Reporting a zero-failure proportion as a point estimate would overstate precision, so one-sided 95% confidence bounds follow the rule of three [47]. For data tampering the lower bound is 99.994% at n = 50,000; for signature forgery 99.925% at n = 4,000; and for replay 99.900% at n = 3,000. Each bound lies above the corresponding target, so the conclusion does not depend on treating 100% as an exact value.</w:t>
-      </w:r>
-    </w:p>
-    <w:p>
-      <w:pPr>
-        <w:ind w:firstLine="216"/>
-        <w:jc w:val="both"/>
-      </w:pPr>
-      <w:r>
-        <w:t xml:space="preserve">The practical consequence is that the semantic validation shortfall reported under simulation does not appear when the verification path is exercised directly. What the simulation measured was the behaviour of its own parameterisation. This does not make the simulation worthless, since it retains value for exploring load distributions and attack composition at volumes impractical to run against a live service, but it does mean that security claims in this system must rest on the empirical campaign.</w:t>
-      </w:r>
-    </w:p>
-    <w:p>
-      <w:pPr>
-        <w:spacing w:before="150" w:after="60"/>
-        <w:ind w:left="288" w:hanging="288"/>
-      </w:pPr>
-      <w:r>
-        <w:rPr>
-          <w:i/>
-        </w:rPr>
-        <w:t xml:space="preserve">G. Real HTTP Load Measurement from an External Host</w:t>
-      </w:r>
-    </w:p>
-    <w:p>
-      <w:pPr>
-        <w:ind w:firstLine="216"/>
-        <w:jc w:val="both"/>
-      </w:pPr>
-      <w:r>
-        <w:t xml:space="preserve">The load figures in Table VII come from calibrated discrete-event simulation and therefore describe a model rather than the deployed service. A separate campaign measured the running system over HTTP. The load generator ran on a laptop outside the server, because generating load on the same two-core host makes the generator and the application compete for the same processors, which is what invalidated three earlier attempts. The target was a staging instance configured identically to production (one worker, twelve threads) with an isolated evidence store, reached over TLS through the production reverse proxy.</w:t>
-      </w:r>
-    </w:p>
-    <w:p>
-      <w:pPr>
-        <w:ind w:firstLine="216"/>
-        <w:jc w:val="both"/>
-      </w:pPr>
-      <w:r>
-        <w:t xml:space="preserve">Four load levels ran for 60 seconds each against a pool of 120,000 single-use verification tokens, so that every request exercised the full verification path for a previously unverified QR Code rather than the replay branch. A total of 25,607 requests were issued.</w:t>
-      </w:r>
-    </w:p>
-    <w:p>
-      <w:pPr>
-        <w:spacing w:before="120" w:after="60"/>
-        <w:jc w:val="center"/>
-      </w:pPr>
-      <w:r>
-        <w:rPr>
-          <w:smallCaps/>
-          <w:sz w:val="16"/>
-          <w:szCs w:val="16"/>
-        </w:rPr>
-        <w:t xml:space="preserve">TABEL XVReal HTTP Load Measurement against an External Load Generator</w:t>
-      </w:r>
-    </w:p>
-    <w:tbl>
-      <w:tblPr>
-        <w:tblStyle w:val="a"/>
-        <w:tblW w:w="10080" w:type="dxa"/>
-        <w:tblInd w:w="-108" w:type="dxa"/>
-        <w:tblLayout w:type="fixed"/>
-        <w:tblLook w:val="0400" w:firstRow="0" w:lastRow="0" w:firstColumn="0" w:lastColumn="0" w:noHBand="0" w:noVBand="1"/>
-      </w:tblPr>
-      <w:tblGrid>
-        <w:gridCol w:w="1249"/>
-        <w:gridCol w:w="1249"/>
-        <w:gridCol w:w="1249"/>
-        <w:gridCol w:w="1249"/>
-        <w:gridCol w:w="1249"/>
-        <w:gridCol w:w="1249"/>
-        <w:gridCol w:w="1249"/>
-      </w:tblGrid>
-      <w:tr>
-        <w:tc>
-          <w:tcPr>
-            <w:tcW w:w="1249" w:type="dxa"/>
-            <w:tcBorders>
-              <w:top w:val="single" w:sz="4" w:space="0" w:color="000000"/>
-              <w:left w:val="nil"/>
-              <w:bottom w:val="single" w:sz="4" w:space="0" w:color="000000"/>
-              <w:right w:val="nil"/>
-            </w:tcBorders>
-          </w:tcPr>
-          <w:p>
-            <w:pPr>
-              <w:spacing w:before="60"/>
-              <w:jc w:val="both"/>
-            </w:pPr>
-            <w:r>
-              <w:rPr>
-                <w:b/>
-              </w:rPr>
-              <w:t xml:space="preserve">Concurrent users</w:t>
-            </w:r>
-          </w:p>
-        </w:tc>
-        <w:tc>
-          <w:tcPr>
-            <w:tcW w:w="1249" w:type="dxa"/>
-            <w:tcBorders>
-              <w:top w:val="single" w:sz="4" w:space="0" w:color="000000"/>
-              <w:left w:val="nil"/>
-              <w:bottom w:val="nil"/>
-              <w:right w:val="nil"/>
-            </w:tcBorders>
-          </w:tcPr>
-          <w:p>
-            <w:r>
-              <w:t xml:space="preserve">Requests</w:t>
-            </w:r>
-          </w:p>
-        </w:tc>
-        <w:tc>
-          <w:tcPr>
-            <w:tcW w:w="1249" w:type="dxa"/>
-            <w:tcBorders>
-              <w:top w:val="single" w:sz="4" w:space="0" w:color="000000"/>
-              <w:left w:val="nil"/>
-              <w:bottom w:val="single" w:sz="4" w:space="0" w:color="auto"/>
-              <w:right w:val="nil"/>
-            </w:tcBorders>
-          </w:tcPr>
-          <w:p>
-            <w:pPr>
-              <w:spacing w:before="60"/>
-              <w:jc w:val="both"/>
-            </w:pPr>
-            <w:r>
-              <w:rPr>
-                <w:b/>
-              </w:rPr>
-              <w:t xml:space="preserve">Throughput (req/s)</w:t>
-            </w:r>
-          </w:p>
-        </w:tc>
-        <w:tc>
-          <w:tcPr>
-            <w:tcW w:w="1249" w:type="dxa"/>
-            <w:tcBorders>
-              <w:top w:val="single" w:sz="4" w:space="0" w:color="000000"/>
-              <w:left w:val="nil"/>
-              <w:bottom w:val="single" w:sz="4" w:space="0" w:color="auto"/>
-              <w:right w:val="nil"/>
-            </w:tcBorders>
-          </w:tcPr>
-          <w:p>
-            <w:pPr>
-              <w:spacing w:before="60"/>
-              <w:jc w:val="both"/>
-            </w:pPr>
-            <w:r>
-              <w:rPr>
-                <w:b/>
-              </w:rPr>
-              <w:t xml:space="preserve">Median (s)</w:t>
-            </w:r>
-          </w:p>
-        </w:tc>
-        <w:tc>
-          <w:tcPr>
-            <w:tcW w:w="1249" w:type="dxa"/>
-            <w:tcBorders>
-              <w:top w:val="single" w:sz="4" w:space="0" w:color="000000"/>
-              <w:left w:val="nil"/>
-              <w:bottom w:val="single" w:sz="4" w:space="0" w:color="auto"/>
-              <w:right w:val="nil"/>
-            </w:tcBorders>
-          </w:tcPr>
-          <w:p>
-            <w:pPr>
-              <w:spacing w:before="60"/>
-              <w:jc w:val="both"/>
-            </w:pPr>
-            <w:r>
-              <w:rPr>
-                <w:b/>
-              </w:rPr>
-              <w:t xml:space="preserve">p95 (s)</w:t>
-            </w:r>
-          </w:p>
-        </w:tc>
-        <w:tc>
-          <w:tcPr>
-            <w:tcW w:w="1249" w:type="dxa"/>
-            <w:tcBorders>
-              <w:top w:val="single" w:sz="4" w:space="0" w:color="000000"/>
-              <w:left w:val="nil"/>
-              <w:bottom w:val="single" w:sz="4" w:space="0" w:color="auto"/>
-              <w:right w:val="nil"/>
-            </w:tcBorders>
-          </w:tcPr>
-          <w:p>
-            <w:pPr>
-              <w:spacing w:before="60"/>
-              <w:jc w:val="both"/>
-            </w:pPr>
-            <w:r>
-              <w:rPr>
-                <w:b/>
-              </w:rPr>
-              <w:t xml:space="preserve">Error rate</w:t>
-            </w:r>
-          </w:p>
-        </w:tc>
-        <w:tc>
-          <w:tcPr>
-            <w:tcW w:w="1249" w:type="dxa"/>
-            <w:tcBorders>
-              <w:top w:val="single" w:sz="4" w:space="0" w:color="000000"/>
-              <w:left w:val="nil"/>
-              <w:bottom w:val="single" w:sz="4" w:space="0" w:color="auto"/>
-              <w:right w:val="nil"/>
-            </w:tcBorders>
-          </w:tcPr>
-          <w:p>
-            <w:pPr>
-              <w:spacing w:before="60"/>
-              <w:jc w:val="both"/>
-            </w:pPr>
-            <w:r>
-              <w:rPr>
-                <w:b/>
-              </w:rPr>
-              <w:t xml:space="preserve">Simulated error rate</w:t>
-            </w:r>
-          </w:p>
-        </w:tc>
-      </w:tr>
-      <w:tr>
-        <w:tc>
-          <w:tcPr>
-            <w:tcW w:w="1249" w:type="dxa"/>
-            <w:tcBorders>
-              <w:top w:val="single" w:sz="4" w:space="0" w:color="000000"/>
-              <w:left w:val="nil"/>
-              <w:bottom w:val="single" w:sz="4" w:space="0" w:color="000000"/>
-              <w:right w:val="nil"/>
-            </w:tcBorders>
-          </w:tcPr>
-          <w:p>
-            <w:pPr>
-              <w:spacing w:before="60"/>
-              <w:jc w:val="both"/>
-            </w:pPr>
-            <w:r>
-              <w:rPr>
-                <w:b/>
-                <w:i/>
-                <w:sz w:val="18"/>
-                <w:szCs w:val="18"/>
-              </w:rPr>
-              <w:t xml:space="preserve">100</w:t>
-            </w:r>
-          </w:p>
-        </w:tc>
-        <w:tc>
-          <w:tcPr>
-            <w:tcW w:w="1249" w:type="dxa"/>
-            <w:tcBorders>
-              <w:top w:val="nil"/>
-              <w:left w:val="nil"/>
-              <w:bottom w:val="nil"/>
-              <w:right w:val="nil"/>
-            </w:tcBorders>
-          </w:tcPr>
-          <w:p>
-            <w:r>
-              <w:t xml:space="preserve">6,389</w:t>
-            </w:r>
-          </w:p>
-        </w:tc>
-        <w:tc>
-          <w:tcPr>
-            <w:tcW w:w="1249" w:type="dxa"/>
-            <w:tcBorders>
-              <w:top w:val="single" w:sz="4" w:space="0" w:color="auto"/>
-              <w:left w:val="nil"/>
-              <w:right w:val="nil"/>
-            </w:tcBorders>
-          </w:tcPr>
-          <w:p>
-            <w:pPr>
-              <w:spacing w:before="60"/>
-              <w:jc w:val="both"/>
-            </w:pPr>
-            <w:r>
-              <w:rPr>
-                <w:sz w:val="18"/>
-                <w:szCs w:val="18"/>
-              </w:rPr>
-              <w:t xml:space="preserve">106.5</w:t>
-            </w:r>
-          </w:p>
-        </w:tc>
-        <w:tc>
-          <w:tcPr>
-            <w:tcW w:w="1249" w:type="dxa"/>
-            <w:tcBorders>
-              <w:top w:val="single" w:sz="4" w:space="0" w:color="auto"/>
-              <w:left w:val="nil"/>
-              <w:right w:val="nil"/>
-            </w:tcBorders>
-          </w:tcPr>
-          <w:p>
-            <w:pPr>
-              <w:spacing w:before="60"/>
-              <w:jc w:val="both"/>
-            </w:pPr>
-            <w:r>
-              <w:rPr>
-                <w:sz w:val="18"/>
-                <w:szCs w:val="18"/>
-              </w:rPr>
-              <w:t xml:space="preserve">0.93</w:t>
-            </w:r>
-          </w:p>
-        </w:tc>
-        <w:tc>
-          <w:tcPr>
-            <w:tcW w:w="1249" w:type="dxa"/>
-            <w:tcBorders>
-              <w:top w:val="single" w:sz="4" w:space="0" w:color="auto"/>
-              <w:left w:val="nil"/>
-              <w:right w:val="nil"/>
-            </w:tcBorders>
-          </w:tcPr>
-          <w:p>
-            <w:pPr>
-              <w:spacing w:before="60"/>
-              <w:jc w:val="both"/>
-            </w:pPr>
-            <w:r>
-              <w:rPr>
-                <w:sz w:val="18"/>
-                <w:szCs w:val="18"/>
-              </w:rPr>
-              <w:t xml:space="preserve">1.11</w:t>
-            </w:r>
-          </w:p>
-        </w:tc>
-        <w:tc>
-          <w:tcPr>
-            <w:tcW w:w="1249" w:type="dxa"/>
-            <w:tcBorders>
-              <w:top w:val="single" w:sz="4" w:space="0" w:color="auto"/>
-              <w:left w:val="nil"/>
-              <w:right w:val="nil"/>
-            </w:tcBorders>
-          </w:tcPr>
-          <w:p>
-            <w:pPr>
-              <w:spacing w:before="60"/>
-              <w:jc w:val="both"/>
-            </w:pPr>
-            <w:r>
-              <w:rPr>
-                <w:sz w:val="18"/>
-                <w:szCs w:val="18"/>
-              </w:rPr>
-              <w:t xml:space="preserve">0.00%</w:t>
-            </w:r>
-          </w:p>
-        </w:tc>
-        <w:tc>
-          <w:tcPr>
-            <w:tcW w:w="1249" w:type="dxa"/>
-            <w:tcBorders>
-              <w:top w:val="single" w:sz="4" w:space="0" w:color="auto"/>
-              <w:left w:val="nil"/>
-              <w:right w:val="nil"/>
-            </w:tcBorders>
-          </w:tcPr>
-          <w:p>
-            <w:pPr>
-              <w:spacing w:before="60"/>
-              <w:jc w:val="both"/>
-            </w:pPr>
-            <w:r>
-              <w:rPr>
-                <w:sz w:val="18"/>
-                <w:szCs w:val="18"/>
-              </w:rPr>
-              <w:t xml:space="preserve">1.18%</w:t>
-            </w:r>
-          </w:p>
-        </w:tc>
-      </w:tr>
-      <w:tr>
-        <w:tc>
-          <w:tcPr>
-            <w:tcW w:w="1249" w:type="dxa"/>
-            <w:tcBorders>
-              <w:top w:val="single" w:sz="4" w:space="0" w:color="000000"/>
-              <w:left w:val="nil"/>
-              <w:bottom w:val="single" w:sz="4" w:space="0" w:color="000000"/>
-              <w:right w:val="nil"/>
-            </w:tcBorders>
-          </w:tcPr>
-          <w:p>
-            <w:pPr>
-              <w:spacing w:before="60"/>
-              <w:jc w:val="both"/>
-            </w:pPr>
-            <w:r>
-              <w:rPr>
-                <w:b/>
-                <w:i/>
-                <w:sz w:val="18"/>
-                <w:szCs w:val="18"/>
-              </w:rPr>
-              <w:t xml:space="preserve">500</w:t>
-            </w:r>
-          </w:p>
-        </w:tc>
-        <w:tc>
-          <w:tcPr>
-            <w:tcW w:w="1249" w:type="dxa"/>
-            <w:tcBorders>
-              <w:top w:val="nil"/>
-              <w:left w:val="nil"/>
-              <w:bottom w:val="nil"/>
-              <w:right w:val="nil"/>
-            </w:tcBorders>
-          </w:tcPr>
-          <w:p>
-            <w:r>
-              <w:t xml:space="preserve">6,025</w:t>
-            </w:r>
-          </w:p>
-        </w:tc>
-        <w:tc>
-          <w:tcPr>
-            <w:tcW w:w="1249" w:type="dxa"/>
-            <w:tcBorders>
-              <w:top w:val="single" w:sz="4" w:space="0" w:color="auto"/>
-              <w:left w:val="nil"/>
-              <w:right w:val="nil"/>
-            </w:tcBorders>
-          </w:tcPr>
-          <w:p>
-            <w:pPr>
-              <w:spacing w:before="60"/>
-              <w:jc w:val="both"/>
-            </w:pPr>
-            <w:r>
-              <w:rPr>
-                <w:sz w:val="18"/>
-                <w:szCs w:val="18"/>
-              </w:rPr>
-              <w:t xml:space="preserve">100.4</w:t>
-            </w:r>
-          </w:p>
-        </w:tc>
-        <w:tc>
-          <w:tcPr>
-            <w:tcW w:w="1249" w:type="dxa"/>
-            <w:tcBorders>
-              <w:top w:val="single" w:sz="4" w:space="0" w:color="auto"/>
-              <w:left w:val="nil"/>
-              <w:right w:val="nil"/>
-            </w:tcBorders>
-          </w:tcPr>
-          <w:p>
-            <w:pPr>
-              <w:spacing w:before="60"/>
-              <w:jc w:val="both"/>
-            </w:pPr>
-            <w:r>
-              <w:rPr>
-                <w:sz w:val="18"/>
-                <w:szCs w:val="18"/>
-              </w:rPr>
-              <w:t xml:space="preserve">5.29</w:t>
-            </w:r>
-          </w:p>
-        </w:tc>
-        <w:tc>
-          <w:tcPr>
-            <w:tcW w:w="1249" w:type="dxa"/>
-            <w:tcBorders>
-              <w:top w:val="single" w:sz="4" w:space="0" w:color="auto"/>
-              <w:left w:val="nil"/>
-              <w:right w:val="nil"/>
-            </w:tcBorders>
-          </w:tcPr>
-          <w:p>
-            <w:pPr>
-              <w:spacing w:before="60"/>
-              <w:jc w:val="both"/>
-            </w:pPr>
-            <w:r>
-              <w:rPr>
-                <w:sz w:val="18"/>
-                <w:szCs w:val="18"/>
-              </w:rPr>
-              <w:t xml:space="preserve">5.65</w:t>
-            </w:r>
-          </w:p>
-        </w:tc>
-        <w:tc>
-          <w:tcPr>
-            <w:tcW w:w="1249" w:type="dxa"/>
-            <w:tcBorders>
-              <w:top w:val="single" w:sz="4" w:space="0" w:color="auto"/>
-              <w:left w:val="nil"/>
-              <w:right w:val="nil"/>
-            </w:tcBorders>
-          </w:tcPr>
-          <w:p>
-            <w:pPr>
-              <w:spacing w:before="60"/>
-              <w:jc w:val="both"/>
-            </w:pPr>
-            <w:r>
-              <w:rPr>
-                <w:sz w:val="18"/>
-                <w:szCs w:val="18"/>
-              </w:rPr>
-              <w:t xml:space="preserve">0.00%</w:t>
-            </w:r>
-          </w:p>
-        </w:tc>
-        <w:tc>
-          <w:tcPr>
-            <w:tcW w:w="1249" w:type="dxa"/>
-            <w:tcBorders>
-              <w:top w:val="single" w:sz="4" w:space="0" w:color="auto"/>
-              <w:left w:val="nil"/>
-              <w:right w:val="nil"/>
-            </w:tcBorders>
-          </w:tcPr>
-          <w:p>
-            <w:pPr>
-              <w:spacing w:before="60"/>
-              <w:jc w:val="both"/>
-            </w:pPr>
-            <w:r>
-              <w:rPr>
-                <w:sz w:val="18"/>
-                <w:szCs w:val="18"/>
-              </w:rPr>
-              <w:t xml:space="preserve">1.78%</w:t>
-            </w:r>
-          </w:p>
-        </w:tc>
-      </w:tr>
-      <w:tr>
-        <w:tc>
-          <w:tcPr>
-            <w:tcW w:w="1249" w:type="dxa"/>
-            <w:tcBorders>
-              <w:top w:val="single" w:sz="4" w:space="0" w:color="000000"/>
-              <w:left w:val="nil"/>
-              <w:bottom w:val="single" w:sz="4" w:space="0" w:color="000000"/>
-              <w:right w:val="nil"/>
-            </w:tcBorders>
-          </w:tcPr>
-          <w:p>
-            <w:pPr>
-              <w:spacing w:before="60"/>
-              <w:jc w:val="both"/>
-            </w:pPr>
-            <w:r>
-              <w:rPr>
-                <w:b/>
-                <w:i/>
-                <w:sz w:val="18"/>
-                <w:szCs w:val="18"/>
-              </w:rPr>
-              <w:t xml:space="preserve">1,000</w:t>
-            </w:r>
-          </w:p>
-        </w:tc>
-        <w:tc>
-          <w:tcPr>
-            <w:tcW w:w="1249" w:type="dxa"/>
-            <w:tcBorders>
-              <w:top w:val="nil"/>
-              <w:left w:val="nil"/>
-              <w:bottom w:val="nil"/>
-              <w:right w:val="nil"/>
-            </w:tcBorders>
-          </w:tcPr>
-          <w:p>
-            <w:r>
-              <w:t xml:space="preserve">6,501</w:t>
-            </w:r>
-          </w:p>
-        </w:tc>
-        <w:tc>
-          <w:tcPr>
-            <w:tcW w:w="1249" w:type="dxa"/>
-            <w:tcBorders>
-              <w:top w:val="single" w:sz="4" w:space="0" w:color="auto"/>
-              <w:left w:val="nil"/>
-              <w:right w:val="nil"/>
-            </w:tcBorders>
-          </w:tcPr>
-          <w:p>
-            <w:pPr>
-              <w:spacing w:before="60"/>
-              <w:jc w:val="both"/>
-            </w:pPr>
-            <w:r>
-              <w:rPr>
-                <w:sz w:val="18"/>
-                <w:szCs w:val="18"/>
-              </w:rPr>
-              <w:t xml:space="preserve">108.3</w:t>
-            </w:r>
-          </w:p>
-        </w:tc>
-        <w:tc>
-          <w:tcPr>
-            <w:tcW w:w="1249" w:type="dxa"/>
-            <w:tcBorders>
-              <w:top w:val="single" w:sz="4" w:space="0" w:color="auto"/>
-              <w:left w:val="nil"/>
-              <w:right w:val="nil"/>
-            </w:tcBorders>
-          </w:tcPr>
-          <w:p>
-            <w:pPr>
-              <w:spacing w:before="60"/>
-              <w:jc w:val="both"/>
-            </w:pPr>
-            <w:r>
-              <w:rPr>
-                <w:sz w:val="18"/>
-                <w:szCs w:val="18"/>
-              </w:rPr>
-              <w:t xml:space="preserve">10.57</w:t>
-            </w:r>
-          </w:p>
-        </w:tc>
-        <w:tc>
-          <w:tcPr>
-            <w:tcW w:w="1249" w:type="dxa"/>
-            <w:tcBorders>
-              <w:top w:val="single" w:sz="4" w:space="0" w:color="auto"/>
-              <w:left w:val="nil"/>
-              <w:right w:val="nil"/>
-            </w:tcBorders>
-          </w:tcPr>
-          <w:p>
-            <w:pPr>
-              <w:spacing w:before="60"/>
-              <w:jc w:val="both"/>
-            </w:pPr>
-            <w:r>
-              <w:rPr>
-                <w:sz w:val="18"/>
-                <w:szCs w:val="18"/>
-              </w:rPr>
-              <w:t xml:space="preserve">11.88</w:t>
-            </w:r>
-          </w:p>
-        </w:tc>
-        <w:tc>
-          <w:tcPr>
-            <w:tcW w:w="1249" w:type="dxa"/>
-            <w:tcBorders>
-              <w:top w:val="single" w:sz="4" w:space="0" w:color="auto"/>
-              <w:left w:val="nil"/>
-              <w:right w:val="nil"/>
-            </w:tcBorders>
-          </w:tcPr>
-          <w:p>
-            <w:pPr>
-              <w:spacing w:before="60"/>
-              <w:jc w:val="both"/>
-            </w:pPr>
-            <w:r>
-              <w:rPr>
-                <w:sz w:val="18"/>
-                <w:szCs w:val="18"/>
-              </w:rPr>
-              <w:t xml:space="preserve">0.09%</w:t>
-            </w:r>
-          </w:p>
-        </w:tc>
-        <w:tc>
-          <w:tcPr>
-            <w:tcW w:w="1249" w:type="dxa"/>
-            <w:tcBorders>
-              <w:top w:val="single" w:sz="4" w:space="0" w:color="auto"/>
-              <w:left w:val="nil"/>
-              <w:right w:val="nil"/>
-            </w:tcBorders>
-          </w:tcPr>
-          <w:p>
-            <w:pPr>
-              <w:spacing w:before="60"/>
-              <w:jc w:val="both"/>
-            </w:pPr>
-            <w:r>
-              <w:rPr>
-                <w:sz w:val="18"/>
-                <w:szCs w:val="18"/>
-              </w:rPr>
-              <w:t xml:space="preserve">3.07%</w:t>
-            </w:r>
-          </w:p>
-        </w:tc>
-      </w:tr>
-      <w:tr>
-        <w:tc>
-          <w:tcPr>
-            <w:tcW w:w="1249" w:type="dxa"/>
-            <w:tcBorders>
-              <w:top w:val="single" w:sz="4" w:space="0" w:color="000000"/>
-              <w:left w:val="nil"/>
-              <w:bottom w:val="single" w:sz="4" w:space="0" w:color="000000"/>
-              <w:right w:val="nil"/>
-            </w:tcBorders>
-          </w:tcPr>
-          <w:p>
-            <w:pPr>
-              <w:spacing w:before="60"/>
-              <w:jc w:val="both"/>
-            </w:pPr>
-            <w:r>
-              <w:rPr>
-                <w:b/>
-                <w:i/>
-                <w:sz w:val="18"/>
-                <w:szCs w:val="18"/>
-              </w:rPr>
-              <w:t xml:space="preserve">1,500</w:t>
-            </w:r>
-          </w:p>
-        </w:tc>
-        <w:tc>
-          <w:tcPr>
-            <w:tcW w:w="1249" w:type="dxa"/>
-            <w:tcBorders>
-              <w:top w:val="nil"/>
-              <w:left w:val="nil"/>
-              <w:bottom w:val="nil"/>
-              <w:right w:val="nil"/>
-            </w:tcBorders>
-          </w:tcPr>
-          <w:p>
-            <w:r>
-              <w:t xml:space="preserve">6,692</w:t>
-            </w:r>
-          </w:p>
-        </w:tc>
-        <w:tc>
-          <w:tcPr>
-            <w:tcW w:w="1249" w:type="dxa"/>
-            <w:tcBorders>
-              <w:top w:val="single" w:sz="4" w:space="0" w:color="auto"/>
-              <w:left w:val="nil"/>
-              <w:right w:val="nil"/>
-            </w:tcBorders>
-          </w:tcPr>
-          <w:p>
-            <w:pPr>
-              <w:spacing w:before="60"/>
-              <w:jc w:val="both"/>
-            </w:pPr>
-            <w:r>
-              <w:rPr>
-                <w:sz w:val="18"/>
-                <w:szCs w:val="18"/>
-              </w:rPr>
-              <w:t xml:space="preserve">111.5</w:t>
-            </w:r>
-          </w:p>
-        </w:tc>
-        <w:tc>
-          <w:tcPr>
-            <w:tcW w:w="1249" w:type="dxa"/>
-            <w:tcBorders>
-              <w:top w:val="single" w:sz="4" w:space="0" w:color="auto"/>
-              <w:left w:val="nil"/>
-              <w:right w:val="nil"/>
-            </w:tcBorders>
-          </w:tcPr>
-          <w:p>
-            <w:pPr>
-              <w:spacing w:before="60"/>
-              <w:jc w:val="both"/>
-            </w:pPr>
-            <w:r>
-              <w:rPr>
-                <w:sz w:val="18"/>
-                <w:szCs w:val="18"/>
-              </w:rPr>
-              <w:t xml:space="preserve">16.25</w:t>
-            </w:r>
-          </w:p>
-        </w:tc>
-        <w:tc>
-          <w:tcPr>
-            <w:tcW w:w="1249" w:type="dxa"/>
-            <w:tcBorders>
-              <w:top w:val="single" w:sz="4" w:space="0" w:color="auto"/>
-              <w:left w:val="nil"/>
-              <w:right w:val="nil"/>
-            </w:tcBorders>
-          </w:tcPr>
-          <w:p>
-            <w:pPr>
-              <w:spacing w:before="60"/>
-              <w:jc w:val="both"/>
-            </w:pPr>
-            <w:r>
-              <w:rPr>
-                <w:sz w:val="18"/>
-                <w:szCs w:val="18"/>
-              </w:rPr>
-              <w:t xml:space="preserve">19.16</w:t>
-            </w:r>
-          </w:p>
-        </w:tc>
-        <w:tc>
-          <w:tcPr>
-            <w:tcW w:w="1249" w:type="dxa"/>
-            <w:tcBorders>
-              <w:top w:val="single" w:sz="4" w:space="0" w:color="auto"/>
-              <w:left w:val="nil"/>
-              <w:right w:val="nil"/>
-            </w:tcBorders>
-          </w:tcPr>
-          <w:p>
-            <w:pPr>
-              <w:spacing w:before="60"/>
-              <w:jc w:val="both"/>
-            </w:pPr>
-            <w:r>
-              <w:rPr>
-                <w:sz w:val="18"/>
-                <w:szCs w:val="18"/>
-              </w:rPr>
-              <w:t xml:space="preserve">0.05%</w:t>
-            </w:r>
-          </w:p>
-        </w:tc>
-        <w:tc>
-          <w:tcPr>
-            <w:tcW w:w="1249" w:type="dxa"/>
-            <w:tcBorders>
-              <w:top w:val="single" w:sz="4" w:space="0" w:color="auto"/>
-              <w:left w:val="nil"/>
-              <w:right w:val="nil"/>
-            </w:tcBorders>
-          </w:tcPr>
-          <w:p>
-            <w:pPr>
-              <w:spacing w:before="60"/>
-              <w:jc w:val="both"/>
-            </w:pPr>
-            <w:r>
-              <w:rPr>
-                <w:sz w:val="18"/>
-                <w:szCs w:val="18"/>
-              </w:rPr>
-              <w:t xml:space="preserve">4.28%</w:t>
-            </w:r>
-          </w:p>
-        </w:tc>
-      </w:tr>
-    </w:tbl>
-    <w:p>
-      <w:pPr>
-        <w:ind w:firstLine="216"/>
-        <w:jc w:val="both"/>
+        <w:sectPr>
+          <w:type w:val="continuous"/>
+          <w:pgSz w:w="11907" w:h="16840"/>
+          <w:pgMar w:top="1080" w:right="720" w:bottom="2160" w:left="1080" w:header="1138" w:footer="1138" w:gutter="0"/>
+          <w:cols w:space="720"/>
+          <w:titlePg/>
+        </w:sectPr>
       </w:pPr>
       <w:r>
         <w:t xml:space="preserve">Two properties of the measurement deserve emphasis. First, throughput is flat at roughly 105 requests per second across a fifteen-fold increase in concurrency, which is the signature of a saturated system: additional concurrent users no longer raise completed work, they only lengthen the queue. Second, the response times follow Little’s law closely. Predicting R = N/X from the measured throughput gives 0.94 s, 4.98 s, 9.23 s and 13.45 s against measured means of 0.93 s, 4.63 s, 9.09 s and 13.06 s, agreeing within 1.4% to 7.0%. The latency growth is therefore queueing at a known capacity ceiling, not erratic degradation.</w:t>
